--- a/labs/04_2026-10-08_고분자가공/report/lab04_고분자가공_보고서.docx
+++ b/labs/04_2026-10-08_고분자가공/report/lab04_고분자가공_보고서.docx
@@ -1950,7 +1950,7 @@
                 <w:sz w:val="22"/>
                 <w:szCs w:val="22"/>
               </w:rPr>
-              <w:t xml:space="preserve">10</w:t>
+              <w:t xml:space="preserve">11</w:t>
             </w:r>
             <w:r>
               <w:rPr/>
@@ -3079,7 +3079,7 @@
       <w:r>
         <w:drawing>
           <wp:inline xmlns:a="http://schemas.openxmlformats.org/drawingml/2006/main" xmlns:pic="http://schemas.openxmlformats.org/drawingml/2006/picture">
-            <wp:extent cx="5715000" cy="2471858"/>
+            <wp:extent cx="5334000" cy="2307067"/>
             <wp:docPr id="101" name="Picture 101"/>
             <wp:cNvGraphicFramePr>
               <a:graphicFrameLocks noChangeAspect="1"/>
@@ -3100,7 +3100,7 @@
                   <pic:spPr>
                     <a:xfrm>
                       <a:off x="0" y="0"/>
-                      <a:ext cx="5715000" cy="2471858"/>
+                      <a:ext cx="5334000" cy="2307067"/>
                     </a:xfrm>
                     <a:prstGeom prst="rect"/>
                   </pic:spPr>
@@ -3145,7 +3145,7 @@
       <w:r>
         <w:drawing>
           <wp:inline xmlns:a="http://schemas.openxmlformats.org/drawingml/2006/main" xmlns:pic="http://schemas.openxmlformats.org/drawingml/2006/picture">
-            <wp:extent cx="5715000" cy="2379278"/>
+            <wp:extent cx="5334000" cy="2220659"/>
             <wp:docPr id="102" name="Picture 102"/>
             <wp:cNvGraphicFramePr>
               <a:graphicFrameLocks noChangeAspect="1"/>
@@ -3166,7 +3166,7 @@
                   <pic:spPr>
                     <a:xfrm>
                       <a:off x="0" y="0"/>
-                      <a:ext cx="5715000" cy="2379278"/>
+                      <a:ext cx="5334000" cy="2220659"/>
                     </a:xfrm>
                     <a:prstGeom prst="rect"/>
                   </pic:spPr>
@@ -3372,7 +3372,7 @@
           </w:tcPr>
           <w:tbl>
             <w:tblPr>
-              <w:tblW w:w="4217" w:type="dxa"/>
+              <w:tblW w:w="4391" w:type="dxa"/>
               <w:jc w:val="center"/>
               <w:tblBorders>
                 <w:top w:val="nil"/>
@@ -3389,8 +3389,8 @@
               </w:tblCellMar>
             </w:tblPr>
             <w:tblGrid>
-              <w:gridCol w:w="1996"/>
-              <w:gridCol w:w="2221"/>
+              <w:gridCol w:w="2078"/>
+              <w:gridCol w:w="2313"/>
             </w:tblGrid>
             <w:tr>
               <w:trPr>
@@ -3398,7 +3398,7 @@
               </w:trPr>
               <w:tc>
                 <w:tcPr>
-                  <w:tcW w:w="1996" w:type="dxa"/>
+                  <w:tcW w:w="2078" w:type="dxa"/>
                   <w:vAlign w:val="bottom"/>
                 </w:tcPr>
                 <w:p>
@@ -3409,7 +3409,7 @@
                   <w:r>
                     <w:drawing>
                       <wp:inline xmlns:a="http://schemas.openxmlformats.org/drawingml/2006/main" xmlns:pic="http://schemas.openxmlformats.org/drawingml/2006/picture">
-                        <wp:extent cx="1191543" cy="1655999"/>
+                        <wp:extent cx="1243350" cy="1728000"/>
                         <wp:docPr id="103" name="Picture 103"/>
                         <wp:cNvGraphicFramePr>
                           <a:graphicFrameLocks noChangeAspect="1"/>
@@ -3430,7 +3430,7 @@
                               <pic:spPr>
                                 <a:xfrm>
                                   <a:off x="0" y="0"/>
-                                  <a:ext cx="1191543" cy="1655999"/>
+                                  <a:ext cx="1243350" cy="1728000"/>
                                 </a:xfrm>
                                 <a:prstGeom prst="rect"/>
                               </pic:spPr>
@@ -3457,7 +3457,7 @@
               </w:tc>
               <w:tc>
                 <w:tcPr>
-                  <w:tcW w:w="2221" w:type="dxa"/>
+                  <w:tcW w:w="2313" w:type="dxa"/>
                   <w:vAlign w:val="bottom"/>
                 </w:tcPr>
                 <w:p>
@@ -3468,7 +3468,7 @@
                   <w:r>
                     <w:drawing>
                       <wp:inline xmlns:a="http://schemas.openxmlformats.org/drawingml/2006/main" xmlns:pic="http://schemas.openxmlformats.org/drawingml/2006/picture">
-                        <wp:extent cx="1334446" cy="1655999"/>
+                        <wp:extent cx="1392466" cy="1728000"/>
                         <wp:docPr id="104" name="Picture 104"/>
                         <wp:cNvGraphicFramePr>
                           <a:graphicFrameLocks noChangeAspect="1"/>
@@ -3489,7 +3489,7 @@
                               <pic:spPr>
                                 <a:xfrm>
                                   <a:off x="0" y="0"/>
-                                  <a:ext cx="1334446" cy="1655999"/>
+                                  <a:ext cx="1392466" cy="1728000"/>
                                 </a:xfrm>
                                 <a:prstGeom prst="rect"/>
                               </pic:spPr>
@@ -3704,7 +3704,7 @@
           </w:tcPr>
           <w:tbl>
             <w:tblPr>
-              <w:tblW w:w="6495" w:type="dxa"/>
+              <w:tblW w:w="6766" w:type="dxa"/>
               <w:jc w:val="center"/>
               <w:tblBorders>
                 <w:top w:val="nil"/>
@@ -3721,8 +3721,8 @@
               </w:tblCellMar>
             </w:tblPr>
             <w:tblGrid>
-              <w:gridCol w:w="2898"/>
-              <w:gridCol w:w="3597"/>
+              <w:gridCol w:w="3018"/>
+              <w:gridCol w:w="3748"/>
             </w:tblGrid>
             <w:tr>
               <w:trPr>
@@ -3730,7 +3730,7 @@
               </w:trPr>
               <w:tc>
                 <w:tcPr>
-                  <w:tcW w:w="2898" w:type="dxa"/>
+                  <w:tcW w:w="3018" w:type="dxa"/>
                   <w:vAlign w:val="bottom"/>
                 </w:tcPr>
                 <w:p>
@@ -3741,7 +3741,7 @@
                   <w:r>
                     <w:drawing>
                       <wp:inline xmlns:a="http://schemas.openxmlformats.org/drawingml/2006/main" xmlns:pic="http://schemas.openxmlformats.org/drawingml/2006/picture">
-                        <wp:extent cx="1763909" cy="1655999"/>
+                        <wp:extent cx="1840601" cy="1728000"/>
                         <wp:docPr id="105" name="Picture 105"/>
                         <wp:cNvGraphicFramePr>
                           <a:graphicFrameLocks noChangeAspect="1"/>
@@ -3762,7 +3762,7 @@
                               <pic:spPr>
                                 <a:xfrm>
                                   <a:off x="0" y="0"/>
-                                  <a:ext cx="1763909" cy="1655999"/>
+                                  <a:ext cx="1840601" cy="1728000"/>
                                 </a:xfrm>
                                 <a:prstGeom prst="rect"/>
                               </pic:spPr>
@@ -3789,7 +3789,7 @@
               </w:tc>
               <w:tc>
                 <w:tcPr>
-                  <w:tcW w:w="3597" w:type="dxa"/>
+                  <w:tcW w:w="3748" w:type="dxa"/>
                   <w:vAlign w:val="bottom"/>
                 </w:tcPr>
                 <w:p>
@@ -3800,7 +3800,7 @@
                   <w:r>
                     <w:drawing>
                       <wp:inline xmlns:a="http://schemas.openxmlformats.org/drawingml/2006/main" xmlns:pic="http://schemas.openxmlformats.org/drawingml/2006/picture">
-                        <wp:extent cx="2207999" cy="1655999"/>
+                        <wp:extent cx="2304000" cy="1728000"/>
                         <wp:docPr id="106" name="Picture 106"/>
                         <wp:cNvGraphicFramePr>
                           <a:graphicFrameLocks noChangeAspect="1"/>
@@ -3821,7 +3821,7 @@
                               <pic:spPr>
                                 <a:xfrm>
                                   <a:off x="0" y="0"/>
-                                  <a:ext cx="2207999" cy="1655999"/>
+                                  <a:ext cx="2304000" cy="1728000"/>
                                 </a:xfrm>
                                 <a:prstGeom prst="rect"/>
                               </pic:spPr>
@@ -3919,7 +3919,7 @@
       <w:r>
         <w:drawing>
           <wp:inline xmlns:a="http://schemas.openxmlformats.org/drawingml/2006/main" xmlns:pic="http://schemas.openxmlformats.org/drawingml/2006/picture">
-            <wp:extent cx="2112000" cy="1584000"/>
+            <wp:extent cx="2207999" cy="1655999"/>
             <wp:docPr id="107" name="Picture 107"/>
             <wp:cNvGraphicFramePr>
               <a:graphicFrameLocks noChangeAspect="1"/>
@@ -3940,7 +3940,7 @@
                   <pic:spPr>
                     <a:xfrm>
                       <a:off x="0" y="0"/>
-                      <a:ext cx="2112000" cy="1584000"/>
+                      <a:ext cx="2207999" cy="1655999"/>
                     </a:xfrm>
                     <a:prstGeom prst="rect"/>
                   </pic:spPr>
@@ -4100,7 +4100,7 @@
       <w:r>
         <w:drawing>
           <wp:inline xmlns:a="http://schemas.openxmlformats.org/drawingml/2006/main" xmlns:pic="http://schemas.openxmlformats.org/drawingml/2006/picture">
-            <wp:extent cx="5715000" cy="2569225"/>
+            <wp:extent cx="5334000" cy="2397944"/>
             <wp:docPr id="108" name="Picture 108"/>
             <wp:cNvGraphicFramePr>
               <a:graphicFrameLocks noChangeAspect="1"/>
@@ -4121,7 +4121,7 @@
                   <pic:spPr>
                     <a:xfrm>
                       <a:off x="0" y="0"/>
-                      <a:ext cx="5715000" cy="2569225"/>
+                      <a:ext cx="5334000" cy="2397944"/>
                     </a:xfrm>
                     <a:prstGeom prst="rect"/>
                   </pic:spPr>
@@ -4184,7 +4184,7 @@
       </w:pPr>
       <w:r>
         <w:rPr/>
-        <w:t xml:space="preserve">원판은 아세톤과 에탄올로 씻은 뒤 오븐에서 말린다. 세척대에서는 에탄올 세척병을 확인했고 건조 오븐 화면은 설정값(SV) 90 °C, 현재값(PV) 92 °C였다(그림 4-2 (b)). SV는 맞추려는 온도, PV는 장비 센서가 읽은 현재 온도이므로 웨이퍼 자체의 온도와는 다를 수 있다. 여기서 말리기는 세척액을 날려 보내는 단계일 뿐 PUA를 굳히는 경화와는 다른 과정이어서 두 조건은 따로 기록한다.</w:t>
+        <w:t xml:space="preserve">원판은 아세톤과 에탄올로 씻은 뒤 오븐에서 말린다. 세척대에서는 에탄올 세척병을 확인했고 건조 오븐 화면은 설정값(SV) 90 °C, 현재값(PV) 92 °C였다(그림 4-3 (b)). 수업에서는 세척한 웨이퍼를 오븐에서 5분 정도 말린다고 설명했다.</w:t>
       </w:r>
     </w:p>
     <w:p>
@@ -4195,7 +4195,7 @@
       </w:pPr>
       <w:r>
         <w:rPr/>
-        <w:t xml:space="preserve">기판인 PET는 웨이퍼보다 2~3배 크게 자른다. 롤러로 밀면 PUA가 바깥으로 퍼져 나오는데 PET가 작으면 넘친 수지가 웨이퍼 옆과 책상에 그대로 굳어 붙는다. 자르기 전에는 빛에 비춰 흠집과 지문이 없는 부분을 고르고 자른 뒤에는 고무 에어 블로어로 먼지를 불어 낸다(그림 4-2 (c), (d)). 원래는 메탄올 세척까지 하지만 이번에는 먼지 제거만 했다. PET와 PUA 사이에 낀 이물은 굳은 면에 자국으로 남는다.</w:t>
+        <w:t xml:space="preserve">기판인 PET는 웨이퍼보다 2~3배 크게 자른다. 롤러로 밀면 PUA가 바깥으로 퍼져 나오는데 PET가 작으면 넘친 수지가 웨이퍼 옆과 책상에 그대로 굳어 붙는다. 자르기 전에는 빛에 비춰 흠집과 지문이 없는 부분을 고르고 자른 뒤에는 고무 에어 블로어로 먼지를 불어 낸다(그림 4-2). 원래는 메탄올 세척까지 하지만 이번에는 먼지 제거만 했다. PET와 PUA 사이에 낀 이물은 굳은 면에 자국으로 남는다.</w:t>
       </w:r>
     </w:p>
     <w:tbl>
@@ -4229,7 +4229,7 @@
           </w:tcPr>
           <w:tbl>
             <w:tblPr>
-              <w:tblW w:w="8557" w:type="dxa"/>
+              <w:tblW w:w="4972" w:type="dxa"/>
               <w:jc w:val="center"/>
               <w:tblBorders>
                 <w:top w:val="nil"/>
@@ -4246,10 +4246,8 @@
               </w:tblCellMar>
             </w:tblPr>
             <w:tblGrid>
-              <w:gridCol w:w="1769"/>
-              <w:gridCol w:w="2967"/>
-              <w:gridCol w:w="2482"/>
-              <w:gridCol w:w="1339"/>
+              <w:gridCol w:w="3241"/>
+              <w:gridCol w:w="1731"/>
             </w:tblGrid>
             <w:tr>
               <w:trPr>
@@ -4257,7 +4255,7 @@
               </w:trPr>
               <w:tc>
                 <w:tcPr>
-                  <w:tcW w:w="1769" w:type="dxa"/>
+                  <w:tcW w:w="3241" w:type="dxa"/>
                   <w:vAlign w:val="bottom"/>
                 </w:tcPr>
                 <w:p>
@@ -4268,7 +4266,7 @@
                   <w:r>
                     <w:drawing>
                       <wp:inline xmlns:a="http://schemas.openxmlformats.org/drawingml/2006/main" xmlns:pic="http://schemas.openxmlformats.org/drawingml/2006/picture">
-                        <wp:extent cx="1047370" cy="1307935"/>
+                        <wp:extent cx="1981935" cy="1728000"/>
                         <wp:docPr id="109" name="Picture 109"/>
                         <wp:cNvGraphicFramePr>
                           <a:graphicFrameLocks noChangeAspect="1"/>
@@ -4277,7 +4275,7 @@
                           <a:graphicData uri="http://schemas.openxmlformats.org/drawingml/2006/picture">
                             <pic:pic>
                               <pic:nvPicPr>
-                                <pic:cNvPr id="0" name="03_pua_wafer-box.jpg"/>
+                                <pic:cNvPr id="0" name="04_prep_pet-cut.jpg"/>
                                 <pic:cNvPicPr/>
                               </pic:nvPicPr>
                               <pic:blipFill>
@@ -4289,7 +4287,7 @@
                               <pic:spPr>
                                 <a:xfrm>
                                   <a:off x="0" y="0"/>
-                                  <a:ext cx="1047370" cy="1307935"/>
+                                  <a:ext cx="1981935" cy="1728000"/>
                                 </a:xfrm>
                                 <a:prstGeom prst="rect"/>
                               </pic:spPr>
@@ -4310,13 +4308,13 @@
                       <w:sz w:val="17"/>
                       <w:szCs w:val="17"/>
                     </w:rPr>
-                    <w:t xml:space="preserve">(a) 웨이퍼 보관 케이스</w:t>
+                    <w:t xml:space="preserve">(a) PET 자르기</w:t>
                   </w:r>
                 </w:p>
               </w:tc>
               <w:tc>
                 <w:tcPr>
-                  <w:tcW w:w="2967" w:type="dxa"/>
+                  <w:tcW w:w="1731" w:type="dxa"/>
                   <w:vAlign w:val="bottom"/>
                 </w:tcPr>
                 <w:p>
@@ -4327,7 +4325,7 @@
                   <w:r>
                     <w:drawing>
                       <wp:inline xmlns:a="http://schemas.openxmlformats.org/drawingml/2006/main" xmlns:pic="http://schemas.openxmlformats.org/drawingml/2006/picture">
-                        <wp:extent cx="1807945" cy="1307935"/>
+                        <wp:extent cx="1023300" cy="1728000"/>
                         <wp:docPr id="110" name="Picture 110"/>
                         <wp:cNvGraphicFramePr>
                           <a:graphicFrameLocks noChangeAspect="1"/>
@@ -4336,7 +4334,7 @@
                           <a:graphicData uri="http://schemas.openxmlformats.org/drawingml/2006/picture">
                             <pic:pic>
                               <pic:nvPicPr>
-                                <pic:cNvPr id="0" name="04_prep_oven-90c.jpg"/>
+                                <pic:cNvPr id="0" name="04_prep_air-blower.jpg"/>
                                 <pic:cNvPicPr/>
                               </pic:nvPicPr>
                               <pic:blipFill>
@@ -4348,7 +4346,7 @@
                               <pic:spPr>
                                 <a:xfrm>
                                   <a:off x="0" y="0"/>
-                                  <a:ext cx="1807945" cy="1307935"/>
+                                  <a:ext cx="1023300" cy="1728000"/>
                                 </a:xfrm>
                                 <a:prstGeom prst="rect"/>
                               </pic:spPr>
@@ -4369,125 +4367,7 @@
                       <w:sz w:val="17"/>
                       <w:szCs w:val="17"/>
                     </w:rPr>
-                    <w:t xml:space="preserve">(b) 건조 오븐</w:t>
-                  </w:r>
-                </w:p>
-              </w:tc>
-              <w:tc>
-                <w:tcPr>
-                  <w:tcW w:w="2482" w:type="dxa"/>
-                  <w:vAlign w:val="bottom"/>
-                </w:tcPr>
-                <w:p>
-                  <w:pPr>
-                    <w:spacing w:after="20" w:line="240" w:lineRule="auto"/>
-                    <w:jc w:val="center"/>
-                  </w:pPr>
-                  <w:r>
-                    <w:drawing>
-                      <wp:inline xmlns:a="http://schemas.openxmlformats.org/drawingml/2006/main" xmlns:pic="http://schemas.openxmlformats.org/drawingml/2006/picture">
-                        <wp:extent cx="1500141" cy="1307935"/>
-                        <wp:docPr id="111" name="Picture 111"/>
-                        <wp:cNvGraphicFramePr>
-                          <a:graphicFrameLocks noChangeAspect="1"/>
-                        </wp:cNvGraphicFramePr>
-                        <a:graphic>
-                          <a:graphicData uri="http://schemas.openxmlformats.org/drawingml/2006/picture">
-                            <pic:pic>
-                              <pic:nvPicPr>
-                                <pic:cNvPr id="0" name="04_prep_pet-cut.jpg"/>
-                                <pic:cNvPicPr/>
-                              </pic:nvPicPr>
-                              <pic:blipFill>
-                                <a:blip r:embed="rId24"/>
-                                <a:stretch>
-                                  <a:fillRect/>
-                                </a:stretch>
-                              </pic:blipFill>
-                              <pic:spPr>
-                                <a:xfrm>
-                                  <a:off x="0" y="0"/>
-                                  <a:ext cx="1500141" cy="1307935"/>
-                                </a:xfrm>
-                                <a:prstGeom prst="rect"/>
-                              </pic:spPr>
-                            </pic:pic>
-                          </a:graphicData>
-                        </a:graphic>
-                      </wp:inline>
-                    </w:drawing>
-                  </w:r>
-                </w:p>
-                <w:p>
-                  <w:pPr>
-                    <w:spacing w:after="0" w:line="240" w:lineRule="auto"/>
-                    <w:jc w:val="center"/>
-                  </w:pPr>
-                  <w:r>
-                    <w:rPr>
-                      <w:sz w:val="17"/>
-                      <w:szCs w:val="17"/>
-                    </w:rPr>
-                    <w:t xml:space="preserve">(c) PET 자르기</w:t>
-                  </w:r>
-                </w:p>
-              </w:tc>
-              <w:tc>
-                <w:tcPr>
-                  <w:tcW w:w="1339" w:type="dxa"/>
-                  <w:vAlign w:val="bottom"/>
-                </w:tcPr>
-                <w:p>
-                  <w:pPr>
-                    <w:spacing w:after="20" w:line="240" w:lineRule="auto"/>
-                    <w:jc w:val="center"/>
-                  </w:pPr>
-                  <w:r>
-                    <w:drawing>
-                      <wp:inline xmlns:a="http://schemas.openxmlformats.org/drawingml/2006/main" xmlns:pic="http://schemas.openxmlformats.org/drawingml/2006/picture">
-                        <wp:extent cx="774543" cy="1307935"/>
-                        <wp:docPr id="112" name="Picture 112"/>
-                        <wp:cNvGraphicFramePr>
-                          <a:graphicFrameLocks noChangeAspect="1"/>
-                        </wp:cNvGraphicFramePr>
-                        <a:graphic>
-                          <a:graphicData uri="http://schemas.openxmlformats.org/drawingml/2006/picture">
-                            <pic:pic>
-                              <pic:nvPicPr>
-                                <pic:cNvPr id="0" name="04_prep_air-blower.jpg"/>
-                                <pic:cNvPicPr/>
-                              </pic:nvPicPr>
-                              <pic:blipFill>
-                                <a:blip r:embed="rId25"/>
-                                <a:stretch>
-                                  <a:fillRect/>
-                                </a:stretch>
-                              </pic:blipFill>
-                              <pic:spPr>
-                                <a:xfrm>
-                                  <a:off x="0" y="0"/>
-                                  <a:ext cx="774543" cy="1307935"/>
-                                </a:xfrm>
-                                <a:prstGeom prst="rect"/>
-                              </pic:spPr>
-                            </pic:pic>
-                          </a:graphicData>
-                        </a:graphic>
-                      </wp:inline>
-                    </w:drawing>
-                  </w:r>
-                </w:p>
-                <w:p>
-                  <w:pPr>
-                    <w:spacing w:after="0" w:line="240" w:lineRule="auto"/>
-                    <w:jc w:val="center"/>
-                  </w:pPr>
-                  <w:r>
-                    <w:rPr>
-                      <w:sz w:val="17"/>
-                      <w:szCs w:val="17"/>
-                    </w:rPr>
-                    <w:t xml:space="preserve">(d) 먼지 불어 내기</w:t>
+                    <w:t xml:space="preserve">(b) 에어 블로어로 먼지 불어 내기</w:t>
                   </w:r>
                 </w:p>
               </w:tc>
@@ -4503,7 +4383,7 @@
                 <w:sz w:val="19"/>
                 <w:szCs w:val="19"/>
               </w:rPr>
-              <w:t xml:space="preserve">그림 4-2. 원판과 PET 준비</w:t>
+              <w:t xml:space="preserve">그림 4-2. PET 필름 준비</w:t>
             </w:r>
           </w:p>
         </w:tc>
@@ -4513,58 +4393,6 @@
       <w:pPr>
         <w:spacing w:after="120" w:line="240" w:lineRule="auto"/>
       </w:pPr>
-    </w:p>
-    <w:p>
-      <w:pPr>
-        <w:pStyle w:val="NBSLH2"/>
-        <w:keepNext/>
-        <w:spacing w:before="240" w:after="100"/>
-        <w:ind w:left="0" w:firstLine="0"/>
-      </w:pPr>
-      <w:bookmarkStart w:id="512" w:name="_Toc900512"/>
-      <w:r>
-        <w:rPr>
-          <w:b/>
-          <w:bCs/>
-          <w:sz w:val="24"/>
-          <w:szCs w:val="24"/>
-        </w:rPr>
-        <w:t xml:space="preserve">4.2 도포와 밀착</w:t>
-      </w:r>
-      <w:bookmarkEnd w:id="512"/>
-    </w:p>
-    <w:p>
-      <w:pPr>
-        <w:spacing w:after="100" w:line="300" w:lineRule="auto"/>
-        <w:ind w:firstLine="200"/>
-        <w:jc w:val="both"/>
-      </w:pPr>
-      <w:r>
-        <w:rPr/>
-        <w:t xml:space="preserve">웨이퍼는 A4 종이 위에 놓는다. 덮을 때 바깥으로 밀려 나온 PUA가 종이에 굳으므로 웨이퍼와 책상을 지킬 수 있다. PUA는 2회차에 배운 100–1000 µL 피펫으로 병에서 바로 빨아 웨이퍼 위 여러 곳에 나누어 떨어뜨렸다(그림 4-3 (a), (b)). 여러 곳에 나누면 각 방울이 짧은 거리만 퍼져도 웨이퍼 전체를 덮을 수 있다.</w:t>
-      </w:r>
-    </w:p>
-    <w:p>
-      <w:pPr>
-        <w:spacing w:after="100" w:line="300" w:lineRule="auto"/>
-        <w:ind w:firstLine="200"/>
-        <w:jc w:val="both"/>
-      </w:pPr>
-      <w:r>
-        <w:rPr/>
-        <w:t xml:space="preserve">PET의 깨끗한 면을 아래로 해서 덮고 PUA가 스스로 퍼지도록 잠시 기다린 뒤 롤러로 민다(그림 4-3 (c)). 롤러는 PUA를 고르게 펴는 동시에 웨이퍼와 PET 사이의 공기를 한쪽으로 밀어낸다. 끊어서 밀면 멈춘 자리에 공기가 다시 갇히므로 한 번에 이어서 밀고 민 뒤에는 빛에 비춰 기포나 하얗게 덜 퍼진 곳이 남았는지 본다. 2회차에 PDMS의 기포를 진공으로 뺀 것과 목적은 같지만 PUA는 얇은 층을 덮개로 눌러 공기를 밀어내는 방식이다.</w:t>
-      </w:r>
-    </w:p>
-    <w:p>
-      <w:pPr>
-        <w:spacing w:after="100" w:line="300" w:lineRule="auto"/>
-        <w:ind w:firstLine="200"/>
-        <w:jc w:val="both"/>
-      </w:pPr>
-      <w:r>
-        <w:rPr/>
-        <w:t xml:space="preserve">우리 조 웨이퍼는 실습 전부터 가장자리 일부가 깨져 있었고 그 부위의 기포는 롤러로 밀어도 완전히 빠지지 않았다. 깨진 자리는 높이가 고르지 않아 롤러가 PET를 웨이퍼에 고르게 누르지 못하고 공기가 빠져나갈 길도 막힌 것으로 보인다. 도포량이나 롤러 사용만큼 원판 상태가 결과를 좌우한다는 것을 보여 준다.</w:t>
-      </w:r>
     </w:p>
     <w:tbl>
       <w:tblPr>
@@ -4597,7 +4425,7 @@
           </w:tcPr>
           <w:tbl>
             <w:tblPr>
-              <w:tblW w:w="5483" w:type="dxa"/>
+              <w:tblW w:w="6181" w:type="dxa"/>
               <w:jc w:val="center"/>
               <w:tblBorders>
                 <w:top w:val="nil"/>
@@ -4614,9 +4442,8 @@
               </w:tblCellMar>
             </w:tblPr>
             <w:tblGrid>
-              <w:gridCol w:w="1915"/>
-              <w:gridCol w:w="1577"/>
-              <w:gridCol w:w="1991"/>
+              <w:gridCol w:w="2299"/>
+              <w:gridCol w:w="3882"/>
             </w:tblGrid>
             <w:tr>
               <w:trPr>
@@ -4624,7 +4451,7 @@
               </w:trPr>
               <w:tc>
                 <w:tcPr>
-                  <w:tcW w:w="1915" w:type="dxa"/>
+                  <w:tcW w:w="2299" w:type="dxa"/>
                   <w:vAlign w:val="bottom"/>
                 </w:tcPr>
                 <w:p>
@@ -4635,8 +4462,8 @@
                   <w:r>
                     <w:drawing>
                       <wp:inline xmlns:a="http://schemas.openxmlformats.org/drawingml/2006/main" xmlns:pic="http://schemas.openxmlformats.org/drawingml/2006/picture">
-                        <wp:extent cx="1139737" cy="1584000"/>
-                        <wp:docPr id="113" name="Picture 113"/>
+                        <wp:extent cx="1383750" cy="1728000"/>
+                        <wp:docPr id="111" name="Picture 111"/>
                         <wp:cNvGraphicFramePr>
                           <a:graphicFrameLocks noChangeAspect="1"/>
                         </wp:cNvGraphicFramePr>
@@ -4644,11 +4471,11 @@
                           <a:graphicData uri="http://schemas.openxmlformats.org/drawingml/2006/picture">
                             <pic:pic>
                               <pic:nvPicPr>
-                                <pic:cNvPr id="0" name="05_pua_pipette-draw.jpg"/>
+                                <pic:cNvPr id="0" name="03_pua_wafer-box.jpg"/>
                                 <pic:cNvPicPr/>
                               </pic:nvPicPr>
                               <pic:blipFill>
-                                <a:blip r:embed="rId26"/>
+                                <a:blip r:embed="rId24"/>
                                 <a:stretch>
                                   <a:fillRect/>
                                 </a:stretch>
@@ -4656,7 +4483,7 @@
                               <pic:spPr>
                                 <a:xfrm>
                                   <a:off x="0" y="0"/>
-                                  <a:ext cx="1139737" cy="1584000"/>
+                                  <a:ext cx="1383750" cy="1728000"/>
                                 </a:xfrm>
                                 <a:prstGeom prst="rect"/>
                               </pic:spPr>
@@ -4677,13 +4504,13 @@
                       <w:sz w:val="17"/>
                       <w:szCs w:val="17"/>
                     </w:rPr>
-                    <w:t xml:space="preserve">(a) 피펫으로 311RM 취하기</w:t>
+                    <w:t xml:space="preserve">(a) 웨이퍼 보관 케이스</w:t>
                   </w:r>
                 </w:p>
               </w:tc>
               <w:tc>
                 <w:tcPr>
-                  <w:tcW w:w="1577" w:type="dxa"/>
+                  <w:tcW w:w="3882" w:type="dxa"/>
                   <w:vAlign w:val="bottom"/>
                 </w:tcPr>
                 <w:p>
@@ -4694,8 +4521,8 @@
                   <w:r>
                     <w:drawing>
                       <wp:inline xmlns:a="http://schemas.openxmlformats.org/drawingml/2006/main" xmlns:pic="http://schemas.openxmlformats.org/drawingml/2006/picture">
-                        <wp:extent cx="925650" cy="1584000"/>
-                        <wp:docPr id="114" name="Picture 114"/>
+                        <wp:extent cx="2388596" cy="1728000"/>
+                        <wp:docPr id="112" name="Picture 112"/>
                         <wp:cNvGraphicFramePr>
                           <a:graphicFrameLocks noChangeAspect="1"/>
                         </wp:cNvGraphicFramePr>
@@ -4703,11 +4530,11 @@
                           <a:graphicData uri="http://schemas.openxmlformats.org/drawingml/2006/picture">
                             <pic:pic>
                               <pic:nvPicPr>
-                                <pic:cNvPr id="0" name="05_pua_drop-on-wafer.jpg"/>
+                                <pic:cNvPr id="0" name="04_prep_oven-90c.jpg"/>
                                 <pic:cNvPicPr/>
                               </pic:nvPicPr>
                               <pic:blipFill>
-                                <a:blip r:embed="rId27"/>
+                                <a:blip r:embed="rId25"/>
                                 <a:stretch>
                                   <a:fillRect/>
                                 </a:stretch>
@@ -4715,7 +4542,7 @@
                               <pic:spPr>
                                 <a:xfrm>
                                   <a:off x="0" y="0"/>
-                                  <a:ext cx="925650" cy="1584000"/>
+                                  <a:ext cx="2388596" cy="1728000"/>
                                 </a:xfrm>
                                 <a:prstGeom prst="rect"/>
                               </pic:spPr>
@@ -4736,66 +4563,7 @@
                       <w:sz w:val="17"/>
                       <w:szCs w:val="17"/>
                     </w:rPr>
-                    <w:t xml:space="preserve">(b) 웨이퍼 위에 떨어뜨리기</w:t>
-                  </w:r>
-                </w:p>
-              </w:tc>
-              <w:tc>
-                <w:tcPr>
-                  <w:tcW w:w="1991" w:type="dxa"/>
-                  <w:vAlign w:val="bottom"/>
-                </w:tcPr>
-                <w:p>
-                  <w:pPr>
-                    <w:spacing w:after="20" w:line="240" w:lineRule="auto"/>
-                    <w:jc w:val="center"/>
-                  </w:pPr>
-                  <w:r>
-                    <w:drawing>
-                      <wp:inline xmlns:a="http://schemas.openxmlformats.org/drawingml/2006/main" xmlns:pic="http://schemas.openxmlformats.org/drawingml/2006/picture">
-                        <wp:extent cx="1188000" cy="1584000"/>
-                        <wp:docPr id="115" name="Picture 115"/>
-                        <wp:cNvGraphicFramePr>
-                          <a:graphicFrameLocks noChangeAspect="1"/>
-                        </wp:cNvGraphicFramePr>
-                        <a:graphic>
-                          <a:graphicData uri="http://schemas.openxmlformats.org/drawingml/2006/picture">
-                            <pic:pic>
-                              <pic:nvPicPr>
-                                <pic:cNvPr id="0" name="05_pua_roller.jpg"/>
-                                <pic:cNvPicPr/>
-                              </pic:nvPicPr>
-                              <pic:blipFill>
-                                <a:blip r:embed="rId28"/>
-                                <a:stretch>
-                                  <a:fillRect/>
-                                </a:stretch>
-                              </pic:blipFill>
-                              <pic:spPr>
-                                <a:xfrm>
-                                  <a:off x="0" y="0"/>
-                                  <a:ext cx="1188000" cy="1584000"/>
-                                </a:xfrm>
-                                <a:prstGeom prst="rect"/>
-                              </pic:spPr>
-                            </pic:pic>
-                          </a:graphicData>
-                        </a:graphic>
-                      </wp:inline>
-                    </w:drawing>
-                  </w:r>
-                </w:p>
-                <w:p>
-                  <w:pPr>
-                    <w:spacing w:after="0" w:line="240" w:lineRule="auto"/>
-                    <w:jc w:val="center"/>
-                  </w:pPr>
-                  <w:r>
-                    <w:rPr>
-                      <w:sz w:val="17"/>
-                      <w:szCs w:val="17"/>
-                    </w:rPr>
-                    <w:t xml:space="preserve">(c) 롤러로 펴기</w:t>
+                    <w:t xml:space="preserve">(b) 건조 오븐 (설정 90 °C)</w:t>
                   </w:r>
                 </w:p>
               </w:tc>
@@ -4811,7 +4579,7 @@
                 <w:sz w:val="19"/>
                 <w:szCs w:val="19"/>
               </w:rPr>
-              <w:t xml:space="preserve">그림 4-3. PUA 도포와 롤러 밀착</w:t>
+              <w:t xml:space="preserve">그림 4-3. 원판 보관과 건조</w:t>
             </w:r>
           </w:p>
         </w:tc>
@@ -4829,7 +4597,7 @@
         <w:spacing w:before="240" w:after="100"/>
         <w:ind w:left="0" w:firstLine="0"/>
       </w:pPr>
-      <w:bookmarkStart w:id="513" w:name="_Toc900513"/>
+      <w:bookmarkStart w:id="512" w:name="_Toc900512"/>
       <w:r>
         <w:rPr>
           <w:b/>
@@ -4837,9 +4605,9 @@
           <w:sz w:val="24"/>
           <w:szCs w:val="24"/>
         </w:rPr>
-        <w:t xml:space="preserve">4.3 UV 경화</w:t>
-      </w:r>
-      <w:bookmarkEnd w:id="513"/>
+        <w:t xml:space="preserve">4.2 도포와 밀착</w:t>
+      </w:r>
+      <w:bookmarkEnd w:id="512"/>
     </w:p>
     <w:p>
       <w:pPr>
@@ -4849,7 +4617,7 @@
       </w:pPr>
       <w:r>
         <w:rPr/>
-        <w:t xml:space="preserve">경화에 필요한 빛의 양은 조사 세기와 조사량으로 나타낸다. 조사 세기(mW/cm²)는 단위 면적에 들어오는 빛의 세기로 라디칼이 생기는 속도를 정하고 조사량(mJ/cm²)은 조사 세기를 시간에 대해 적분한 값이다. 세기가 일정하면 조사량은 세기와 시간의 곱이 된다 [10]. 세기가 10 mW/cm²라면 20초에 200 mJ/cm²가 쌓이고 세기가 절반이면 같은 조사량에 두 배의 시간이 걸린다(그림 4-1 (b)). 다만 조사량이 같아도 결과가 같다고 보장되지는 않는다. 조사량만으로 가교 정도를 다 설명할 수 없고 파장이 다르면 같은 조사량도 광화학적으로 같지 않다 [10]. 그래서 경화 조건은 시간과 함께 파장과 세기를 기록해야 다시 만들 수 있다.</w:t>
+        <w:t xml:space="preserve">웨이퍼는 A4 종이 위에 놓는다. 덮을 때 바깥으로 밀려 나온 PUA가 종이에 굳으므로 웨이퍼와 책상을 지킬 수 있다. PUA는 2회차에 배운 100–1000 µL 피펫으로 병에서 바로 빨아 웨이퍼 위 여러 곳에 나누어 떨어뜨렸다(그림 4-5 (a), (b)). 여러 곳에 나누면 각 방울이 짧은 거리만 퍼져도 웨이퍼 전체를 덮을 수 있다.</w:t>
       </w:r>
     </w:p>
     <w:p>
@@ -4860,18 +4628,7 @@
       </w:pPr>
       <w:r>
         <w:rPr/>
-        <w:t xml:space="preserve">실습 챔버는 3회차에 본 UV-A 경화 챔버로 POWER, LAMP 1·2 스위치와 디지털 타이머가 있다(그림 4-4 (a)). 웨이퍼는 한쪽이 들리지 않게 수평을 유지한 채 서랍에 넣는다. 한쪽이 들리면 PET와 수지 사이로 공기가 들어가기 때문이다. 서랍 안에는 여러 조의 시편이 받침 종이째 놓여 있었다(그림 4-4 (b)). 우리 조는 약 5~10분 넣어 두었다가 바로 꺼냈다. 타이머에는 40.0이 표시되어 있었으나 단위 표기가 없어 초인지 분인지, 실제로 넣어 둔 시간과 어떤 관계인지는 확인하지 못했다.</w:t>
-      </w:r>
-    </w:p>
-    <w:p>
-      <w:pPr>
-        <w:spacing w:after="100" w:line="300" w:lineRule="auto"/>
-        <w:ind w:firstLine="200"/>
-        <w:jc w:val="both"/>
-      </w:pPr>
-      <w:r>
-        <w:rPr/>
-        <w:t xml:space="preserve">같은 MINS-311RM을 실리콘 원판에 떨어뜨리고 PET 필름 너머로 365 nm UV를 30초 쬐어 굳힌 예가 있다 [11]. 우리 조 조건은 이보다 10배 이상 길다. 조사량이 세기와 시간의 곱이라는 관계로 보면 실습 챔버의 세기가 문헌 광원보다 약했거나 여러 조의 시편을 한꺼번에 넣어 여유 있게 쬔 것으로 추정된다. 세기를 재지 않아 실제 조사량은 구할 수 없었다.</w:t>
+        <w:t xml:space="preserve">PET의 깨끗한 면을 아래로 해서 덮고 PUA가 스스로 퍼지도록 잠시 기다린 뒤 롤러로 민다(그림 4-4 (a)). 롤러는 PUA를 고르게 펴는 동시에 웨이퍼와 PET 사이의 공기를 한쪽으로 밀어낸다. 끊어서 밀면 멈춘 자리에 공기가 다시 갇히므로 한 번에 이어서 밀고 민 뒤에는 빛에 비춰 기포나 하얗게 덜 퍼진 곳이 남았는지 본다. 2회차에 PDMS의 기포를 진공으로 뺀 것과 목적은 같지만 PUA는 얇은 층을 덮개로 눌러 공기를 밀어내는 방식이다.</w:t>
       </w:r>
     </w:p>
     <w:tbl>
@@ -4905,7 +4662,7 @@
           </w:tcPr>
           <w:tbl>
             <w:tblPr>
-              <w:tblW w:w="8580" w:type="dxa"/>
+              <w:tblW w:w="5909" w:type="dxa"/>
               <w:jc w:val="center"/>
               <w:tblBorders>
                 <w:top w:val="nil"/>
@@ -4922,9 +4679,8 @@
               </w:tblCellMar>
             </w:tblPr>
             <w:tblGrid>
-              <w:gridCol w:w="4915"/>
-              <w:gridCol w:w="1028"/>
-              <w:gridCol w:w="2637"/>
+              <w:gridCol w:w="2161"/>
+              <w:gridCol w:w="3748"/>
             </w:tblGrid>
             <w:tr>
               <w:trPr>
@@ -4932,7 +4688,7 @@
               </w:trPr>
               <w:tc>
                 <w:tcPr>
-                  <w:tcW w:w="4915" w:type="dxa"/>
+                  <w:tcW w:w="2161" w:type="dxa"/>
                   <w:vAlign w:val="bottom"/>
                 </w:tcPr>
                 <w:p>
@@ -4943,8 +4699,452 @@
                   <w:r>
                     <w:drawing>
                       <wp:inline xmlns:a="http://schemas.openxmlformats.org/drawingml/2006/main" xmlns:pic="http://schemas.openxmlformats.org/drawingml/2006/picture">
-                        <wp:extent cx="3044633" cy="1198824"/>
+                        <wp:extent cx="1296000" cy="1728000"/>
+                        <wp:docPr id="113" name="Picture 113"/>
+                        <wp:cNvGraphicFramePr>
+                          <a:graphicFrameLocks noChangeAspect="1"/>
+                        </wp:cNvGraphicFramePr>
+                        <a:graphic>
+                          <a:graphicData uri="http://schemas.openxmlformats.org/drawingml/2006/picture">
+                            <pic:pic>
+                              <pic:nvPicPr>
+                                <pic:cNvPr id="0" name="05_pua_roller.jpg"/>
+                                <pic:cNvPicPr/>
+                              </pic:nvPicPr>
+                              <pic:blipFill>
+                                <a:blip r:embed="rId26"/>
+                                <a:stretch>
+                                  <a:fillRect/>
+                                </a:stretch>
+                              </pic:blipFill>
+                              <pic:spPr>
+                                <a:xfrm>
+                                  <a:off x="0" y="0"/>
+                                  <a:ext cx="1296000" cy="1728000"/>
+                                </a:xfrm>
+                                <a:prstGeom prst="rect"/>
+                              </pic:spPr>
+                            </pic:pic>
+                          </a:graphicData>
+                        </a:graphic>
+                      </wp:inline>
+                    </w:drawing>
+                  </w:r>
+                </w:p>
+                <w:p>
+                  <w:pPr>
+                    <w:spacing w:after="0" w:line="240" w:lineRule="auto"/>
+                    <w:jc w:val="center"/>
+                  </w:pPr>
+                  <w:r>
+                    <w:rPr>
+                      <w:sz w:val="17"/>
+                      <w:szCs w:val="17"/>
+                    </w:rPr>
+                    <w:t xml:space="preserve">(a) 롤러로 펴기</w:t>
+                  </w:r>
+                </w:p>
+              </w:tc>
+              <w:tc>
+                <w:tcPr>
+                  <w:tcW w:w="3748" w:type="dxa"/>
+                  <w:vAlign w:val="bottom"/>
+                </w:tcPr>
+                <w:p>
+                  <w:pPr>
+                    <w:spacing w:after="20" w:line="240" w:lineRule="auto"/>
+                    <w:jc w:val="center"/>
+                  </w:pPr>
+                  <w:r>
+                    <w:drawing>
+                      <wp:inline xmlns:a="http://schemas.openxmlformats.org/drawingml/2006/main" xmlns:pic="http://schemas.openxmlformats.org/drawingml/2006/picture">
+                        <wp:extent cx="2304000" cy="1728000"/>
+                        <wp:docPr id="114" name="Picture 114"/>
+                        <wp:cNvGraphicFramePr>
+                          <a:graphicFrameLocks noChangeAspect="1"/>
+                        </wp:cNvGraphicFramePr>
+                        <a:graphic>
+                          <a:graphicData uri="http://schemas.openxmlformats.org/drawingml/2006/picture">
+                            <pic:pic>
+                              <pic:nvPicPr>
+                                <pic:cNvPr id="0" name="05_pua_after-peel.jpg"/>
+                                <pic:cNvPicPr/>
+                              </pic:nvPicPr>
+                              <pic:blipFill>
+                                <a:blip r:embed="rId27"/>
+                                <a:stretch>
+                                  <a:fillRect/>
+                                </a:stretch>
+                              </pic:blipFill>
+                              <pic:spPr>
+                                <a:xfrm>
+                                  <a:off x="0" y="0"/>
+                                  <a:ext cx="2304000" cy="1728000"/>
+                                </a:xfrm>
+                                <a:prstGeom prst="rect"/>
+                              </pic:spPr>
+                            </pic:pic>
+                          </a:graphicData>
+                        </a:graphic>
+                      </wp:inline>
+                    </w:drawing>
+                  </w:r>
+                </w:p>
+                <w:p>
+                  <w:pPr>
+                    <w:spacing w:after="0" w:line="240" w:lineRule="auto"/>
+                    <w:jc w:val="center"/>
+                  </w:pPr>
+                  <w:r>
+                    <w:rPr>
+                      <w:sz w:val="17"/>
+                      <w:szCs w:val="17"/>
+                    </w:rPr>
+                    <w:t xml:space="preserve">(b) 떼어 낸 뒤 종이에 남은 PUA 자국</w:t>
+                  </w:r>
+                </w:p>
+              </w:tc>
+            </w:tr>
+          </w:tbl>
+          <w:p>
+            <w:pPr>
+              <w:spacing w:before="60" w:after="0"/>
+              <w:jc w:val="center"/>
+            </w:pPr>
+            <w:r>
+              <w:rPr>
+                <w:sz w:val="19"/>
+                <w:szCs w:val="19"/>
+              </w:rPr>
+              <w:t xml:space="preserve">그림 4-4. 롤러 밀착과 받침 종이</w:t>
+            </w:r>
+          </w:p>
+        </w:tc>
+      </w:tr>
+    </w:tbl>
+    <w:p>
+      <w:pPr>
+        <w:spacing w:after="120" w:line="240" w:lineRule="auto"/>
+      </w:pPr>
+    </w:p>
+    <w:tbl>
+      <w:tblPr>
+        <w:tblW w:w="9144" w:type="dxa"/>
+        <w:jc w:val="center"/>
+        <w:tblBorders>
+          <w:top w:val="nil"/>
+          <w:left w:val="nil"/>
+          <w:bottom w:val="nil"/>
+          <w:right w:val="nil"/>
+          <w:insideH w:val="nil"/>
+          <w:insideV w:val="nil"/>
+        </w:tblBorders>
+        <w:tblLayout w:type="fixed"/>
+        <w:tblCellMar>
+          <w:left w:w="0" w:type="dxa"/>
+          <w:right w:w="0" w:type="dxa"/>
+        </w:tblCellMar>
+      </w:tblPr>
+      <w:tblGrid>
+        <w:gridCol w:w="9144"/>
+      </w:tblGrid>
+      <w:tr>
+        <w:trPr>
+          <w:cantSplit/>
+        </w:trPr>
+        <w:tc>
+          <w:tcPr>
+            <w:tcW w:w="9144" w:type="dxa"/>
+          </w:tcPr>
+          <w:tbl>
+            <w:tblPr>
+              <w:tblW w:w="3788" w:type="dxa"/>
+              <w:jc w:val="center"/>
+              <w:tblBorders>
+                <w:top w:val="nil"/>
+                <w:left w:val="nil"/>
+                <w:bottom w:val="nil"/>
+                <w:right w:val="nil"/>
+                <w:insideH w:val="nil"/>
+                <w:insideV w:val="nil"/>
+              </w:tblBorders>
+              <w:tblLayout w:type="fixed"/>
+              <w:tblCellMar>
+                <w:left w:w="60" w:type="dxa"/>
+                <w:right w:w="60" w:type="dxa"/>
+              </w:tblCellMar>
+            </w:tblPr>
+            <w:tblGrid>
+              <w:gridCol w:w="2078"/>
+              <w:gridCol w:w="1710"/>
+            </w:tblGrid>
+            <w:tr>
+              <w:trPr>
+                <w:cantSplit/>
+              </w:trPr>
+              <w:tc>
+                <w:tcPr>
+                  <w:tcW w:w="2078" w:type="dxa"/>
+                  <w:vAlign w:val="bottom"/>
+                </w:tcPr>
+                <w:p>
+                  <w:pPr>
+                    <w:spacing w:after="20" w:line="240" w:lineRule="auto"/>
+                    <w:jc w:val="center"/>
+                  </w:pPr>
+                  <w:r>
+                    <w:drawing>
+                      <wp:inline xmlns:a="http://schemas.openxmlformats.org/drawingml/2006/main" xmlns:pic="http://schemas.openxmlformats.org/drawingml/2006/picture">
+                        <wp:extent cx="1243350" cy="1728000"/>
+                        <wp:docPr id="115" name="Picture 115"/>
+                        <wp:cNvGraphicFramePr>
+                          <a:graphicFrameLocks noChangeAspect="1"/>
+                        </wp:cNvGraphicFramePr>
+                        <a:graphic>
+                          <a:graphicData uri="http://schemas.openxmlformats.org/drawingml/2006/picture">
+                            <pic:pic>
+                              <pic:nvPicPr>
+                                <pic:cNvPr id="0" name="05_pua_pipette-draw.jpg"/>
+                                <pic:cNvPicPr/>
+                              </pic:nvPicPr>
+                              <pic:blipFill>
+                                <a:blip r:embed="rId28"/>
+                                <a:stretch>
+                                  <a:fillRect/>
+                                </a:stretch>
+                              </pic:blipFill>
+                              <pic:spPr>
+                                <a:xfrm>
+                                  <a:off x="0" y="0"/>
+                                  <a:ext cx="1243350" cy="1728000"/>
+                                </a:xfrm>
+                                <a:prstGeom prst="rect"/>
+                              </pic:spPr>
+                            </pic:pic>
+                          </a:graphicData>
+                        </a:graphic>
+                      </wp:inline>
+                    </w:drawing>
+                  </w:r>
+                </w:p>
+                <w:p>
+                  <w:pPr>
+                    <w:spacing w:after="0" w:line="240" w:lineRule="auto"/>
+                    <w:jc w:val="center"/>
+                  </w:pPr>
+                  <w:r>
+                    <w:rPr>
+                      <w:sz w:val="17"/>
+                      <w:szCs w:val="17"/>
+                    </w:rPr>
+                    <w:t xml:space="preserve">(a) 피펫으로 311RM 취하기</w:t>
+                  </w:r>
+                </w:p>
+              </w:tc>
+              <w:tc>
+                <w:tcPr>
+                  <w:tcW w:w="1710" w:type="dxa"/>
+                  <w:vAlign w:val="bottom"/>
+                </w:tcPr>
+                <w:p>
+                  <w:pPr>
+                    <w:spacing w:after="20" w:line="240" w:lineRule="auto"/>
+                    <w:jc w:val="center"/>
+                  </w:pPr>
+                  <w:r>
+                    <w:drawing>
+                      <wp:inline xmlns:a="http://schemas.openxmlformats.org/drawingml/2006/main" xmlns:pic="http://schemas.openxmlformats.org/drawingml/2006/picture">
+                        <wp:extent cx="1009800" cy="1728000"/>
                         <wp:docPr id="116" name="Picture 116"/>
+                        <wp:cNvGraphicFramePr>
+                          <a:graphicFrameLocks noChangeAspect="1"/>
+                        </wp:cNvGraphicFramePr>
+                        <a:graphic>
+                          <a:graphicData uri="http://schemas.openxmlformats.org/drawingml/2006/picture">
+                            <pic:pic>
+                              <pic:nvPicPr>
+                                <pic:cNvPr id="0" name="05_pua_drop-on-wafer.jpg"/>
+                                <pic:cNvPicPr/>
+                              </pic:nvPicPr>
+                              <pic:blipFill>
+                                <a:blip r:embed="rId29"/>
+                                <a:stretch>
+                                  <a:fillRect/>
+                                </a:stretch>
+                              </pic:blipFill>
+                              <pic:spPr>
+                                <a:xfrm>
+                                  <a:off x="0" y="0"/>
+                                  <a:ext cx="1009800" cy="1728000"/>
+                                </a:xfrm>
+                                <a:prstGeom prst="rect"/>
+                              </pic:spPr>
+                            </pic:pic>
+                          </a:graphicData>
+                        </a:graphic>
+                      </wp:inline>
+                    </w:drawing>
+                  </w:r>
+                </w:p>
+                <w:p>
+                  <w:pPr>
+                    <w:spacing w:after="0" w:line="240" w:lineRule="auto"/>
+                    <w:jc w:val="center"/>
+                  </w:pPr>
+                  <w:r>
+                    <w:rPr>
+                      <w:sz w:val="17"/>
+                      <w:szCs w:val="17"/>
+                    </w:rPr>
+                    <w:t xml:space="preserve">(b) 웨이퍼 위에 떨어뜨리기</w:t>
+                  </w:r>
+                </w:p>
+              </w:tc>
+            </w:tr>
+          </w:tbl>
+          <w:p>
+            <w:pPr>
+              <w:spacing w:before="60" w:after="0"/>
+              <w:jc w:val="center"/>
+            </w:pPr>
+            <w:r>
+              <w:rPr>
+                <w:sz w:val="19"/>
+                <w:szCs w:val="19"/>
+              </w:rPr>
+              <w:t xml:space="preserve">그림 4-5. PUA 도포</w:t>
+            </w:r>
+          </w:p>
+        </w:tc>
+      </w:tr>
+    </w:tbl>
+    <w:p>
+      <w:pPr>
+        <w:spacing w:after="120" w:line="240" w:lineRule="auto"/>
+      </w:pPr>
+    </w:p>
+    <w:p>
+      <w:pPr>
+        <w:pStyle w:val="NBSLH2"/>
+        <w:keepNext/>
+        <w:spacing w:before="240" w:after="100"/>
+        <w:ind w:left="0" w:firstLine="0"/>
+      </w:pPr>
+      <w:bookmarkStart w:id="513" w:name="_Toc900513"/>
+      <w:r>
+        <w:rPr>
+          <w:b/>
+          <w:bCs/>
+          <w:sz w:val="24"/>
+          <w:szCs w:val="24"/>
+        </w:rPr>
+        <w:t xml:space="preserve">4.3 UV 경화</w:t>
+      </w:r>
+      <w:bookmarkEnd w:id="513"/>
+    </w:p>
+    <w:p>
+      <w:pPr>
+        <w:spacing w:after="100" w:line="300" w:lineRule="auto"/>
+        <w:ind w:firstLine="200"/>
+        <w:jc w:val="both"/>
+      </w:pPr>
+      <w:r>
+        <w:rPr/>
+        <w:t xml:space="preserve">경화에 필요한 빛의 양은 조사 세기와 조사량으로 나타낸다. 조사 세기(mW/cm²)는 단위 면적에 들어오는 빛의 세기로 라디칼이 생기는 속도를 정하고 조사량(mJ/cm²)은 조사 세기를 시간에 대해 적분한 값이다. 세기가 일정하면 조사량은 세기와 시간의 곱이 된다 [10]. 세기가 10 mW/cm²라면 20초에 200 mJ/cm²가 쌓이고 세기가 절반이면 같은 조사량에 두 배의 시간이 걸린다(그림 4-1 (b)). 다만 조사량이 같아도 결과가 같다고 보장되지는 않는다. 조사량만으로 가교 정도를 다 설명할 수 없고 파장이 다르면 같은 조사량도 광화학적으로 같지 않다 [10]. 그래서 경화 조건은 시간과 함께 파장과 세기를 기록해야 다시 만들 수 있다.</w:t>
+      </w:r>
+    </w:p>
+    <w:p>
+      <w:pPr>
+        <w:spacing w:after="100" w:line="300" w:lineRule="auto"/>
+        <w:ind w:firstLine="200"/>
+        <w:jc w:val="both"/>
+      </w:pPr>
+      <w:r>
+        <w:rPr/>
+        <w:t xml:space="preserve">실습 챔버는 3회차에 본 UV-A 경화 챔버로 POWER, LAMP 1·2 스위치와 디지털 타이머가 있다(그림 4-6 (a)). 웨이퍼는 한쪽이 들리지 않게 수평을 유지한 채 서랍에 넣는다. 한쪽이 들리면 PET와 수지 사이로 공기가 들어가기 때문이다. 서랍 안에는 여러 조의 시편이 받침 종이째 놓여 있었다(그림 4-6 (b)). 우리 조는 약 5~10분 넣어 두었다가 바로 꺼냈다. 타이머에는 40.0이 표시되어 있었으나 단위 표기가 없어 초인지 분인지, 실제로 넣어 둔 시간과 어떤 관계인지는 확인하지 못했다.</w:t>
+      </w:r>
+    </w:p>
+    <w:p>
+      <w:pPr>
+        <w:spacing w:after="100" w:line="300" w:lineRule="auto"/>
+        <w:ind w:firstLine="200"/>
+        <w:jc w:val="both"/>
+      </w:pPr>
+      <w:r>
+        <w:rPr/>
+        <w:t xml:space="preserve">같은 MINS-311RM을 실리콘 원판에 떨어뜨리고 PET 필름 너머로 365 nm UV를 30초 쬐어 굳힌 예가 있다 [11]. 우리 조 조건은 이보다 10배 이상 길다. 조사량이 세기와 시간의 곱이라는 관계로 보면 실습 챔버의 세기가 문헌 광원보다 약했거나 여러 조의 시편을 한꺼번에 넣어 여유 있게 쬔 것으로 추정된다. 세기를 재지 않아 실제 조사량은 구할 수 없었다.</w:t>
+      </w:r>
+    </w:p>
+    <w:tbl>
+      <w:tblPr>
+        <w:tblW w:w="9144" w:type="dxa"/>
+        <w:jc w:val="center"/>
+        <w:tblBorders>
+          <w:top w:val="nil"/>
+          <w:left w:val="nil"/>
+          <w:bottom w:val="nil"/>
+          <w:right w:val="nil"/>
+          <w:insideH w:val="nil"/>
+          <w:insideV w:val="nil"/>
+        </w:tblBorders>
+        <w:tblLayout w:type="fixed"/>
+        <w:tblCellMar>
+          <w:left w:w="0" w:type="dxa"/>
+          <w:right w:w="0" w:type="dxa"/>
+        </w:tblCellMar>
+      </w:tblPr>
+      <w:tblGrid>
+        <w:gridCol w:w="9144"/>
+      </w:tblGrid>
+      <w:tr>
+        <w:trPr>
+          <w:cantSplit/>
+        </w:trPr>
+        <w:tc>
+          <w:tcPr>
+            <w:tcW w:w="9144" w:type="dxa"/>
+          </w:tcPr>
+          <w:tbl>
+            <w:tblPr>
+              <w:tblW w:w="7776" w:type="dxa"/>
+              <w:jc w:val="center"/>
+              <w:tblBorders>
+                <w:top w:val="nil"/>
+                <w:left w:val="nil"/>
+                <w:bottom w:val="nil"/>
+                <w:right w:val="nil"/>
+                <w:insideH w:val="nil"/>
+                <w:insideV w:val="nil"/>
+              </w:tblBorders>
+              <w:tblLayout w:type="fixed"/>
+              <w:tblCellMar>
+                <w:left w:w="60" w:type="dxa"/>
+                <w:right w:w="60" w:type="dxa"/>
+              </w:tblCellMar>
+            </w:tblPr>
+            <w:tblGrid>
+              <w:gridCol w:w="6456"/>
+              <w:gridCol w:w="1320"/>
+            </w:tblGrid>
+            <w:tr>
+              <w:trPr>
+                <w:cantSplit/>
+              </w:trPr>
+              <w:tc>
+                <w:tcPr>
+                  <w:tcW w:w="6456" w:type="dxa"/>
+                  <w:vAlign w:val="bottom"/>
+                </w:tcPr>
+                <w:p>
+                  <w:pPr>
+                    <w:spacing w:after="20" w:line="240" w:lineRule="auto"/>
+                    <w:jc w:val="center"/>
+                  </w:pPr>
+                  <w:r>
+                    <w:drawing>
+                      <wp:inline xmlns:a="http://schemas.openxmlformats.org/drawingml/2006/main" xmlns:pic="http://schemas.openxmlformats.org/drawingml/2006/picture">
+                        <wp:extent cx="4022857" cy="1584000"/>
+                        <wp:docPr id="117" name="Picture 117"/>
                         <wp:cNvGraphicFramePr>
                           <a:graphicFrameLocks noChangeAspect="1"/>
                         </wp:cNvGraphicFramePr>
@@ -4956,7 +5156,7 @@
                                 <pic:cNvPicPr/>
                               </pic:nvPicPr>
                               <pic:blipFill>
-                                <a:blip r:embed="rId29"/>
+                                <a:blip r:embed="rId30"/>
                                 <a:stretch>
                                   <a:fillRect/>
                                 </a:stretch>
@@ -4964,7 +5164,7 @@
                               <pic:spPr>
                                 <a:xfrm>
                                   <a:off x="0" y="0"/>
-                                  <a:ext cx="3044633" cy="1198824"/>
+                                  <a:ext cx="4022857" cy="1584000"/>
                                 </a:xfrm>
                                 <a:prstGeom prst="rect"/>
                               </pic:spPr>
@@ -4991,7 +5191,7 @@
               </w:tc>
               <w:tc>
                 <w:tcPr>
-                  <w:tcW w:w="1028" w:type="dxa"/>
+                  <w:tcW w:w="1320" w:type="dxa"/>
                   <w:vAlign w:val="bottom"/>
                 </w:tcPr>
                 <w:p>
@@ -5002,8 +5202,8 @@
                   <w:r>
                     <w:drawing>
                       <wp:inline xmlns:a="http://schemas.openxmlformats.org/drawingml/2006/main" xmlns:pic="http://schemas.openxmlformats.org/drawingml/2006/picture">
-                        <wp:extent cx="576934" cy="1198824"/>
-                        <wp:docPr id="117" name="Picture 117"/>
+                        <wp:extent cx="762300" cy="1584000"/>
+                        <wp:docPr id="118" name="Picture 118"/>
                         <wp:cNvGraphicFramePr>
                           <a:graphicFrameLocks noChangeAspect="1"/>
                         </wp:cNvGraphicFramePr>
@@ -5015,7 +5215,7 @@
                                 <pic:cNvPicPr/>
                               </pic:nvPicPr>
                               <pic:blipFill>
-                                <a:blip r:embed="rId30"/>
+                                <a:blip r:embed="rId31"/>
                                 <a:stretch>
                                   <a:fillRect/>
                                 </a:stretch>
@@ -5023,7 +5223,7 @@
                               <pic:spPr>
                                 <a:xfrm>
                                   <a:off x="0" y="0"/>
-                                  <a:ext cx="576934" cy="1198824"/>
+                                  <a:ext cx="762300" cy="1584000"/>
                                 </a:xfrm>
                                 <a:prstGeom prst="rect"/>
                               </pic:spPr>
@@ -5048,9 +5248,128 @@
                   </w:r>
                 </w:p>
               </w:tc>
+            </w:tr>
+          </w:tbl>
+          <w:p>
+            <w:pPr>
+              <w:spacing w:before="60" w:after="0"/>
+              <w:jc w:val="center"/>
+            </w:pPr>
+            <w:r>
+              <w:rPr>
+                <w:sz w:val="19"/>
+                <w:szCs w:val="19"/>
+              </w:rPr>
+              <w:t xml:space="preserve">그림 4-6. UV-A 경화 챔버</w:t>
+            </w:r>
+          </w:p>
+        </w:tc>
+      </w:tr>
+    </w:tbl>
+    <w:p>
+      <w:pPr>
+        <w:spacing w:after="120" w:line="240" w:lineRule="auto"/>
+      </w:pPr>
+    </w:p>
+    <w:p>
+      <w:pPr>
+        <w:pStyle w:val="NBSLH2"/>
+        <w:keepNext/>
+        <w:spacing w:before="240" w:after="100"/>
+        <w:ind w:left="0" w:firstLine="0"/>
+      </w:pPr>
+      <w:bookmarkStart w:id="514" w:name="_Toc900514"/>
+      <w:r>
+        <w:rPr>
+          <w:b/>
+          <w:bCs/>
+          <w:sz w:val="24"/>
+          <w:szCs w:val="24"/>
+        </w:rPr>
+        <w:t xml:space="preserve">4.4 탈형과 후경화</w:t>
+      </w:r>
+      <w:bookmarkEnd w:id="514"/>
+    </w:p>
+    <w:p>
+      <w:pPr>
+        <w:spacing w:after="100" w:line="300" w:lineRule="auto"/>
+        <w:ind w:firstLine="200"/>
+        <w:jc w:val="both"/>
+      </w:pPr>
+      <w:r>
+        <w:rPr/>
+        <w:t xml:space="preserve">굳은 PUA는 PET에 붙은 채로 원판에서 떨어져야 한다 [11]. PET를 한쪽 끝부터 천천히 들어 올리면 굳은 수지가 PET 쪽에 남고 원판과 닿아 있던 면이 드러난다(그림 4-7 (a)). 이때 원판의 볼록한 곳은 복제면에서 오목하게, 오목한 곳은 볼록하게 옮겨져 둘은 서로 반대 모양이 된다(그림 4-1 (a)). UV 경화 수지와 PET 필름으로 패턴을 옮기는 UV 나노임프린트가 이 방식이다 [12]. 플랫 웨이퍼를 쓴 이번에는 평평한 면이 옮겨졌다.</w:t>
+      </w:r>
+    </w:p>
+    <w:p>
+      <w:pPr>
+        <w:spacing w:after="100" w:line="300" w:lineRule="auto"/>
+        <w:ind w:firstLine="200"/>
+        <w:jc w:val="both"/>
+      </w:pPr>
+      <w:r>
+        <w:rPr/>
+        <w:t xml:space="preserve">꺼낸 직후에는 완전히 굳지 않았을 수 있어 먼저 굳었는지 확인하고 뗀다. 경화가 덜 된 상태로 떼면 굳은 판 대신 액체가 그대로 묻어 나온다. 떼어 낸 필름에는 앞면이 헷갈리지 않도록 조와 플랫·패턴 여부를 적어 표시한다(그림 4-7 (b)). 수업에서는 이후 하루 정도 더 두어 변형이 생기지 않도록 완전히 굳힌다고 안내했다. 문헌에서는 경화가 끝난 PUA에 남은 라디칼을 없애려고 UV를 3시간 더 쬔 예가 있다 [5]. 3.3절의 산소 저해나 빛이 덜 닿은 부분 때문에 남은 반응을 마저 끝내는 단계로 볼 수 있다. 이번 실습에서 이 후경화를 어떤 방식으로 했는지는 확인하지 못했다.</w:t>
+      </w:r>
+    </w:p>
+    <w:tbl>
+      <w:tblPr>
+        <w:tblW w:w="9144" w:type="dxa"/>
+        <w:jc w:val="center"/>
+        <w:tblBorders>
+          <w:top w:val="nil"/>
+          <w:left w:val="nil"/>
+          <w:bottom w:val="nil"/>
+          <w:right w:val="nil"/>
+          <w:insideH w:val="nil"/>
+          <w:insideV w:val="nil"/>
+        </w:tblBorders>
+        <w:tblLayout w:type="fixed"/>
+        <w:tblCellMar>
+          <w:left w:w="0" w:type="dxa"/>
+          <w:right w:w="0" w:type="dxa"/>
+        </w:tblCellMar>
+      </w:tblPr>
+      <w:tblGrid>
+        <w:gridCol w:w="9144"/>
+      </w:tblGrid>
+      <w:tr>
+        <w:trPr>
+          <w:cantSplit/>
+        </w:trPr>
+        <w:tc>
+          <w:tcPr>
+            <w:tcW w:w="9144" w:type="dxa"/>
+          </w:tcPr>
+          <w:tbl>
+            <w:tblPr>
+              <w:tblW w:w="6342" w:type="dxa"/>
+              <w:jc w:val="center"/>
+              <w:tblBorders>
+                <w:top w:val="nil"/>
+                <w:left w:val="nil"/>
+                <w:bottom w:val="nil"/>
+                <w:right w:val="nil"/>
+                <w:insideH w:val="nil"/>
+                <w:insideV w:val="nil"/>
+              </w:tblBorders>
+              <w:tblLayout w:type="fixed"/>
+              <w:tblCellMar>
+                <w:left w:w="60" w:type="dxa"/>
+                <w:right w:w="60" w:type="dxa"/>
+              </w:tblCellMar>
+            </w:tblPr>
+            <w:tblGrid>
+              <w:gridCol w:w="3748"/>
+              <w:gridCol w:w="2594"/>
+            </w:tblGrid>
+            <w:tr>
+              <w:trPr>
+                <w:cantSplit/>
+              </w:trPr>
               <w:tc>
                 <w:tcPr>
-                  <w:tcW w:w="2637" w:type="dxa"/>
+                  <w:tcW w:w="3748" w:type="dxa"/>
                   <w:vAlign w:val="bottom"/>
                 </w:tcPr>
                 <w:p>
@@ -5061,8 +5380,8 @@
                   <w:r>
                     <w:drawing>
                       <wp:inline xmlns:a="http://schemas.openxmlformats.org/drawingml/2006/main" xmlns:pic="http://schemas.openxmlformats.org/drawingml/2006/picture">
-                        <wp:extent cx="1598432" cy="1198824"/>
-                        <wp:docPr id="118" name="Picture 118"/>
+                        <wp:extent cx="2304000" cy="1728000"/>
+                        <wp:docPr id="119" name="Picture 119"/>
                         <wp:cNvGraphicFramePr>
                           <a:graphicFrameLocks noChangeAspect="1"/>
                         </wp:cNvGraphicFramePr>
@@ -5074,7 +5393,7 @@
                                 <pic:cNvPicPr/>
                               </pic:nvPicPr>
                               <pic:blipFill>
-                                <a:blip r:embed="rId31"/>
+                                <a:blip r:embed="rId32"/>
                                 <a:stretch>
                                   <a:fillRect/>
                                 </a:stretch>
@@ -5082,7 +5401,7 @@
                               <pic:spPr>
                                 <a:xfrm>
                                   <a:off x="0" y="0"/>
-                                  <a:ext cx="1598432" cy="1198824"/>
+                                  <a:ext cx="2304000" cy="1728000"/>
                                 </a:xfrm>
                                 <a:prstGeom prst="rect"/>
                               </pic:spPr>
@@ -5103,7 +5422,66 @@
                       <w:sz w:val="17"/>
                       <w:szCs w:val="17"/>
                     </w:rPr>
-                    <w:t xml:space="preserve">(c) PET 떼어 내기</w:t>
+                    <w:t xml:space="preserve">(a) PET를 한쪽 끝부터 떼어 내기</w:t>
+                  </w:r>
+                </w:p>
+              </w:tc>
+              <w:tc>
+                <w:tcPr>
+                  <w:tcW w:w="2594" w:type="dxa"/>
+                  <w:vAlign w:val="bottom"/>
+                </w:tcPr>
+                <w:p>
+                  <w:pPr>
+                    <w:spacing w:after="20" w:line="240" w:lineRule="auto"/>
+                    <w:jc w:val="center"/>
+                  </w:pPr>
+                  <w:r>
+                    <w:drawing>
+                      <wp:inline xmlns:a="http://schemas.openxmlformats.org/drawingml/2006/main" xmlns:pic="http://schemas.openxmlformats.org/drawingml/2006/picture">
+                        <wp:extent cx="1571400" cy="1728000"/>
+                        <wp:docPr id="120" name="Picture 120"/>
+                        <wp:cNvGraphicFramePr>
+                          <a:graphicFrameLocks noChangeAspect="1"/>
+                        </wp:cNvGraphicFramePr>
+                        <a:graphic>
+                          <a:graphicData uri="http://schemas.openxmlformats.org/drawingml/2006/picture">
+                            <pic:pic>
+                              <pic:nvPicPr>
+                                <pic:cNvPr id="0" name="05_pua_label.jpg"/>
+                                <pic:cNvPicPr/>
+                              </pic:nvPicPr>
+                              <pic:blipFill>
+                                <a:blip r:embed="rId33"/>
+                                <a:stretch>
+                                  <a:fillRect/>
+                                </a:stretch>
+                              </pic:blipFill>
+                              <pic:spPr>
+                                <a:xfrm>
+                                  <a:off x="0" y="0"/>
+                                  <a:ext cx="1571400" cy="1728000"/>
+                                </a:xfrm>
+                                <a:prstGeom prst="rect"/>
+                              </pic:spPr>
+                            </pic:pic>
+                          </a:graphicData>
+                        </a:graphic>
+                      </wp:inline>
+                    </w:drawing>
+                  </w:r>
+                </w:p>
+                <w:p>
+                  <w:pPr>
+                    <w:spacing w:after="0" w:line="240" w:lineRule="auto"/>
+                    <w:jc w:val="center"/>
+                  </w:pPr>
+                  <w:r>
+                    <w:rPr>
+                      <w:sz w:val="17"/>
+                      <w:szCs w:val="17"/>
+                    </w:rPr>
+                    <w:t xml:space="preserve">(b) 마커로 표시하기</w:t>
                   </w:r>
                 </w:p>
               </w:tc>
@@ -5119,7 +5497,7 @@
                 <w:sz w:val="19"/>
                 <w:szCs w:val="19"/>
               </w:rPr>
-              <w:t xml:space="preserve">그림 4-4. UV 경화와 PET 떼어 내기</w:t>
+              <w:t xml:space="preserve">그림 4-7. PET 떼어 내기와 표시</w:t>
             </w:r>
           </w:p>
         </w:tc>
@@ -5137,7 +5515,7 @@
         <w:spacing w:before="240" w:after="100"/>
         <w:ind w:left="0" w:firstLine="0"/>
       </w:pPr>
-      <w:bookmarkStart w:id="514" w:name="_Toc900514"/>
+      <w:bookmarkStart w:id="515" w:name="_Toc900515"/>
       <w:r>
         <w:rPr>
           <w:b/>
@@ -5145,9 +5523,9 @@
           <w:sz w:val="24"/>
           <w:szCs w:val="24"/>
         </w:rPr>
-        <w:t xml:space="preserve">4.4 탈형과 후경화</w:t>
-      </w:r>
-      <w:bookmarkEnd w:id="514"/>
+        <w:t xml:space="preserve">4.5 나노 패턴과 무지개색</w:t>
+      </w:r>
+      <w:bookmarkEnd w:id="515"/>
     </w:p>
     <w:p>
       <w:pPr>
@@ -5157,495 +5535,7 @@
       </w:pPr>
       <w:r>
         <w:rPr/>
-        <w:t xml:space="preserve">굳은 PUA는 PET에 붙은 채로 원판에서 떨어져야 한다 [11]. PET를 한쪽 끝부터 천천히 들어 올리면 굳은 수지가 PET 쪽에 남고 원판과 닿아 있던 면이 드러난다(그림 4-4 (c)). 이때 원판의 볼록한 곳은 복제면에서 오목하게, 오목한 곳은 볼록하게 옮겨져 둘은 서로 반대 모양이 된다(그림 4-1 (a)). UV 경화 수지와 PET 필름으로 패턴을 옮기는 UV 나노임프린트가 이 방식이다 [12]. 플랫 웨이퍼를 쓴 이번에는 평평한 면이 옮겨졌다.</w:t>
-      </w:r>
-    </w:p>
-    <w:p>
-      <w:pPr>
-        <w:spacing w:after="100" w:line="300" w:lineRule="auto"/>
-        <w:ind w:firstLine="200"/>
-        <w:jc w:val="both"/>
-      </w:pPr>
-      <w:r>
-        <w:rPr/>
-        <w:t xml:space="preserve">꺼낸 직후에는 완전히 굳지 않았을 수 있어 먼저 굳었는지 확인하고 뗀다. 경화가 덜 된 상태로 떼면 굳은 판 대신 액체가 그대로 묻어 나온다. 떼어 낸 필름에는 앞면이 헷갈리지 않도록 조와 플랫·패턴 여부를 적어 표시한다. 수업에서는 이후 하루 정도 더 두어 변형이 생기지 않도록 완전히 굳힌다고 안내했다. 문헌에서는 경화가 끝난 PUA에 남은 라디칼을 없애려고 UV를 3시간 더 쬔 예가 있다 [5]. 3.3절의 산소 저해나 빛이 덜 닿은 부분 때문에 남은 반응을 마저 끝내는 단계로 볼 수 있다. 이번 실습에서 이 후경화를 어떤 방식으로 했는지는 확인하지 못했다.</w:t>
-      </w:r>
-    </w:p>
-    <w:p>
-      <w:pPr>
-        <w:keepNext/>
-        <w:spacing w:after="100" w:line="300" w:lineRule="auto"/>
-        <w:ind w:firstLine="200"/>
-        <w:jc w:val="both"/>
-      </w:pPr>
-      <w:r>
-        <w:rPr/>
-        <w:t xml:space="preserve">지금까지 단계별 주의점은 대부분 수지와 원판 사이에 공기나 이물이 끼거나 수지가 새는 것을 막는 일이다. 제작 중 생길 수 있는 문제와 원인, 막는 단계를 표 4-1에 묶었다.</w:t>
-      </w:r>
-    </w:p>
-    <w:p>
-      <w:pPr>
-        <w:keepNext/>
-        <w:spacing w:before="160" w:after="80"/>
-        <w:jc w:val="center"/>
-      </w:pPr>
-      <w:r>
-        <w:rPr>
-          <w:sz w:val="19"/>
-          <w:szCs w:val="19"/>
-        </w:rPr>
-        <w:t xml:space="preserve">표 4-1. PUA 필름 제작에서 생길 수 있는 문제와 막는 단계</w:t>
-      </w:r>
-    </w:p>
-    <w:tbl>
-      <w:tblPr>
-        <w:tblStyle w:val="a3"/>
-        <w:tblW w:w="9144" w:type="dxa"/>
-        <w:jc w:val="center"/>
-        <w:tblLayout w:type="fixed"/>
-        <w:tblCellMar>
-          <w:top w:w="40" w:type="dxa"/>
-          <w:left w:w="90" w:type="dxa"/>
-          <w:bottom w:w="40" w:type="dxa"/>
-          <w:right w:w="90" w:type="dxa"/>
-        </w:tblCellMar>
-      </w:tblPr>
-      <w:tblGrid>
-        <w:gridCol w:w="2300"/>
-        <w:gridCol w:w="3400"/>
-        <w:gridCol w:w="3444"/>
-      </w:tblGrid>
-      <w:tr>
-        <w:trPr>
-          <w:cantSplit/>
-          <w:tblHeader/>
-        </w:trPr>
-        <w:tc>
-          <w:tcPr>
-            <w:tcW w:w="2300" w:type="dxa"/>
-            <w:shd w:val="clear" w:color="auto" w:fill="E7EEF6"/>
-            <w:vAlign w:val="center"/>
-          </w:tcPr>
-          <w:p>
-            <w:pPr>
-              <w:keepNext/>
-              <w:spacing w:after="0" w:line="260" w:lineRule="auto"/>
-              <w:jc w:val="center"/>
-            </w:pPr>
-            <w:r>
-              <w:rPr>
-                <w:b/>
-                <w:bCs/>
-                <w:sz w:val="19"/>
-                <w:szCs w:val="19"/>
-              </w:rPr>
-              <w:t xml:space="preserve">문제</w:t>
-            </w:r>
-          </w:p>
-        </w:tc>
-        <w:tc>
-          <w:tcPr>
-            <w:tcW w:w="3400" w:type="dxa"/>
-            <w:shd w:val="clear" w:color="auto" w:fill="E7EEF6"/>
-            <w:vAlign w:val="center"/>
-          </w:tcPr>
-          <w:p>
-            <w:pPr>
-              <w:keepNext/>
-              <w:spacing w:after="0" w:line="260" w:lineRule="auto"/>
-              <w:jc w:val="center"/>
-            </w:pPr>
-            <w:r>
-              <w:rPr>
-                <w:b/>
-                <w:bCs/>
-                <w:sz w:val="19"/>
-                <w:szCs w:val="19"/>
-              </w:rPr>
-              <w:t xml:space="preserve">원인</w:t>
-            </w:r>
-          </w:p>
-        </w:tc>
-        <w:tc>
-          <w:tcPr>
-            <w:tcW w:w="3444" w:type="dxa"/>
-            <w:shd w:val="clear" w:color="auto" w:fill="E7EEF6"/>
-            <w:vAlign w:val="center"/>
-          </w:tcPr>
-          <w:p>
-            <w:pPr>
-              <w:keepNext/>
-              <w:spacing w:after="0" w:line="260" w:lineRule="auto"/>
-              <w:jc w:val="center"/>
-            </w:pPr>
-            <w:r>
-              <w:rPr>
-                <w:b/>
-                <w:bCs/>
-                <w:sz w:val="19"/>
-                <w:szCs w:val="19"/>
-              </w:rPr>
-              <w:t xml:space="preserve">막는 단계</w:t>
-            </w:r>
-          </w:p>
-        </w:tc>
-      </w:tr>
-      <w:tr>
-        <w:trPr>
-          <w:cantSplit/>
-        </w:trPr>
-        <w:tc>
-          <w:tcPr>
-            <w:tcW w:w="2300" w:type="dxa"/>
-            <w:vAlign w:val="center"/>
-          </w:tcPr>
-          <w:p>
-            <w:pPr>
-              <w:keepNext/>
-              <w:spacing w:after="0" w:line="260" w:lineRule="auto"/>
-              <w:jc w:val="center"/>
-            </w:pPr>
-            <w:r>
-              <w:rPr>
-                <w:sz w:val="19"/>
-                <w:szCs w:val="19"/>
-              </w:rPr>
-              <w:t xml:space="preserve">기포, 하얗게 덜 퍼진 곳</w:t>
-            </w:r>
-          </w:p>
-        </w:tc>
-        <w:tc>
-          <w:tcPr>
-            <w:tcW w:w="3400" w:type="dxa"/>
-            <w:vAlign w:val="center"/>
-          </w:tcPr>
-          <w:p>
-            <w:pPr>
-              <w:keepNext/>
-              <w:spacing w:after="0" w:line="260" w:lineRule="auto"/>
-              <w:jc w:val="left"/>
-            </w:pPr>
-            <w:r>
-              <w:rPr>
-                <w:sz w:val="19"/>
-                <w:szCs w:val="19"/>
-              </w:rPr>
-              <w:t xml:space="preserve">PET와 수지 사이에 갇힌 공기, 원판 가장자리 파손</w:t>
-            </w:r>
-          </w:p>
-        </w:tc>
-        <w:tc>
-          <w:tcPr>
-            <w:tcW w:w="3444" w:type="dxa"/>
-            <w:vAlign w:val="center"/>
-          </w:tcPr>
-          <w:p>
-            <w:pPr>
-              <w:keepNext/>
-              <w:spacing w:after="0" w:line="260" w:lineRule="auto"/>
-              <w:jc w:val="left"/>
-            </w:pPr>
-            <w:r>
-              <w:rPr>
-                <w:sz w:val="19"/>
-                <w:szCs w:val="19"/>
-              </w:rPr>
-              <w:t xml:space="preserve">롤러를 끊지 않고 밀기, 빛에 비춰 확인, 수평 유지</w:t>
-            </w:r>
-          </w:p>
-        </w:tc>
-      </w:tr>
-      <w:tr>
-        <w:trPr>
-          <w:cantSplit/>
-        </w:trPr>
-        <w:tc>
-          <w:tcPr>
-            <w:tcW w:w="2300" w:type="dxa"/>
-            <w:vAlign w:val="center"/>
-          </w:tcPr>
-          <w:p>
-            <w:pPr>
-              <w:keepNext/>
-              <w:spacing w:after="0" w:line="260" w:lineRule="auto"/>
-              <w:jc w:val="center"/>
-            </w:pPr>
-            <w:r>
-              <w:rPr>
-                <w:sz w:val="19"/>
-                <w:szCs w:val="19"/>
-              </w:rPr>
-              <w:t xml:space="preserve">이물 자국</w:t>
-            </w:r>
-          </w:p>
-        </w:tc>
-        <w:tc>
-          <w:tcPr>
-            <w:tcW w:w="3400" w:type="dxa"/>
-            <w:vAlign w:val="center"/>
-          </w:tcPr>
-          <w:p>
-            <w:pPr>
-              <w:keepNext/>
-              <w:spacing w:after="0" w:line="260" w:lineRule="auto"/>
-              <w:jc w:val="left"/>
-            </w:pPr>
-            <w:r>
-              <w:rPr>
-                <w:sz w:val="19"/>
-                <w:szCs w:val="19"/>
-              </w:rPr>
-              <w:t xml:space="preserve">PET나 원판의 먼지·지문·흠집</w:t>
-            </w:r>
-          </w:p>
-        </w:tc>
-        <w:tc>
-          <w:tcPr>
-            <w:tcW w:w="3444" w:type="dxa"/>
-            <w:vAlign w:val="center"/>
-          </w:tcPr>
-          <w:p>
-            <w:pPr>
-              <w:keepNext/>
-              <w:spacing w:after="0" w:line="260" w:lineRule="auto"/>
-              <w:jc w:val="left"/>
-            </w:pPr>
-            <w:r>
-              <w:rPr>
-                <w:sz w:val="19"/>
-                <w:szCs w:val="19"/>
-              </w:rPr>
-              <w:t xml:space="preserve">장갑, 흠집 없는 부분 고르기, 에어 블로어</w:t>
-            </w:r>
-          </w:p>
-        </w:tc>
-      </w:tr>
-      <w:tr>
-        <w:trPr>
-          <w:cantSplit/>
-        </w:trPr>
-        <w:tc>
-          <w:tcPr>
-            <w:tcW w:w="2300" w:type="dxa"/>
-            <w:vAlign w:val="center"/>
-          </w:tcPr>
-          <w:p>
-            <w:pPr>
-              <w:keepNext/>
-              <w:spacing w:after="0" w:line="260" w:lineRule="auto"/>
-              <w:jc w:val="center"/>
-            </w:pPr>
-            <w:r>
-              <w:rPr>
-                <w:sz w:val="19"/>
-                <w:szCs w:val="19"/>
-              </w:rPr>
-              <w:t xml:space="preserve">수지가 새어 책상에 굳음</w:t>
-            </w:r>
-          </w:p>
-        </w:tc>
-        <w:tc>
-          <w:tcPr>
-            <w:tcW w:w="3400" w:type="dxa"/>
-            <w:vAlign w:val="center"/>
-          </w:tcPr>
-          <w:p>
-            <w:pPr>
-              <w:keepNext/>
-              <w:spacing w:after="0" w:line="260" w:lineRule="auto"/>
-              <w:jc w:val="left"/>
-            </w:pPr>
-            <w:r>
-              <w:rPr>
-                <w:sz w:val="19"/>
-                <w:szCs w:val="19"/>
-              </w:rPr>
-              <w:t xml:space="preserve">PET가 작거나 수지가 많음</w:t>
-            </w:r>
-          </w:p>
-        </w:tc>
-        <w:tc>
-          <w:tcPr>
-            <w:tcW w:w="3444" w:type="dxa"/>
-            <w:vAlign w:val="center"/>
-          </w:tcPr>
-          <w:p>
-            <w:pPr>
-              <w:keepNext/>
-              <w:spacing w:after="0" w:line="260" w:lineRule="auto"/>
-              <w:jc w:val="left"/>
-            </w:pPr>
-            <w:r>
-              <w:rPr>
-                <w:sz w:val="19"/>
-                <w:szCs w:val="19"/>
-              </w:rPr>
-              <w:t xml:space="preserve">PET를 2~3배 크게 자르기, 종이 깔기</w:t>
-            </w:r>
-          </w:p>
-        </w:tc>
-      </w:tr>
-      <w:tr>
-        <w:trPr>
-          <w:cantSplit/>
-        </w:trPr>
-        <w:tc>
-          <w:tcPr>
-            <w:tcW w:w="2300" w:type="dxa"/>
-            <w:vAlign w:val="center"/>
-          </w:tcPr>
-          <w:p>
-            <w:pPr>
-              <w:keepNext/>
-              <w:spacing w:after="0" w:line="260" w:lineRule="auto"/>
-              <w:jc w:val="center"/>
-            </w:pPr>
-            <w:r>
-              <w:rPr>
-                <w:sz w:val="19"/>
-                <w:szCs w:val="19"/>
-              </w:rPr>
-              <w:t xml:space="preserve">떼면 액체가 묻어 나옴</w:t>
-            </w:r>
-          </w:p>
-        </w:tc>
-        <w:tc>
-          <w:tcPr>
-            <w:tcW w:w="3400" w:type="dxa"/>
-            <w:vAlign w:val="center"/>
-          </w:tcPr>
-          <w:p>
-            <w:pPr>
-              <w:keepNext/>
-              <w:spacing w:after="0" w:line="260" w:lineRule="auto"/>
-              <w:jc w:val="left"/>
-            </w:pPr>
-            <w:r>
-              <w:rPr>
-                <w:sz w:val="19"/>
-                <w:szCs w:val="19"/>
-              </w:rPr>
-              <w:t xml:space="preserve">경화 부족</w:t>
-            </w:r>
-          </w:p>
-        </w:tc>
-        <w:tc>
-          <w:tcPr>
-            <w:tcW w:w="3444" w:type="dxa"/>
-            <w:vAlign w:val="center"/>
-          </w:tcPr>
-          <w:p>
-            <w:pPr>
-              <w:keepNext/>
-              <w:spacing w:after="0" w:line="260" w:lineRule="auto"/>
-              <w:jc w:val="left"/>
-            </w:pPr>
-            <w:r>
-              <w:rPr>
-                <w:sz w:val="19"/>
-                <w:szCs w:val="19"/>
-              </w:rPr>
-              <w:t xml:space="preserve">굳었는지 확인 뒤 떼기, 경화 시간 기록</w:t>
-            </w:r>
-          </w:p>
-        </w:tc>
-      </w:tr>
-      <w:tr>
-        <w:trPr>
-          <w:cantSplit/>
-        </w:trPr>
-        <w:tc>
-          <w:tcPr>
-            <w:tcW w:w="2300" w:type="dxa"/>
-            <w:vAlign w:val="center"/>
-          </w:tcPr>
-          <w:p>
-            <w:pPr>
-              <w:spacing w:after="0" w:line="260" w:lineRule="auto"/>
-              <w:jc w:val="center"/>
-            </w:pPr>
-            <w:r>
-              <w:rPr>
-                <w:sz w:val="19"/>
-                <w:szCs w:val="19"/>
-              </w:rPr>
-              <w:t xml:space="preserve">용기 안에서 수지가 굳음</w:t>
-            </w:r>
-          </w:p>
-        </w:tc>
-        <w:tc>
-          <w:tcPr>
-            <w:tcW w:w="3400" w:type="dxa"/>
-            <w:vAlign w:val="center"/>
-          </w:tcPr>
-          <w:p>
-            <w:pPr>
-              <w:spacing w:after="0" w:line="260" w:lineRule="auto"/>
-              <w:jc w:val="left"/>
-            </w:pPr>
-            <w:r>
-              <w:rPr>
-                <w:sz w:val="19"/>
-                <w:szCs w:val="19"/>
-              </w:rPr>
-              <w:t xml:space="preserve">실내외 빛에 섞인 UV</w:t>
-            </w:r>
-          </w:p>
-        </w:tc>
-        <w:tc>
-          <w:tcPr>
-            <w:tcW w:w="3444" w:type="dxa"/>
-            <w:vAlign w:val="center"/>
-          </w:tcPr>
-          <w:p>
-            <w:pPr>
-              <w:spacing w:after="0" w:line="260" w:lineRule="auto"/>
-              <w:jc w:val="left"/>
-            </w:pPr>
-            <w:r>
-              <w:rPr>
-                <w:sz w:val="19"/>
-                <w:szCs w:val="19"/>
-              </w:rPr>
-              <w:t xml:space="preserve">덜어 낸 뒤 바로 뚜껑 닫기</w:t>
-            </w:r>
-          </w:p>
-        </w:tc>
-      </w:tr>
-    </w:tbl>
-    <w:p>
-      <w:pPr>
-        <w:spacing w:after="60" w:line="240" w:lineRule="auto"/>
-      </w:pPr>
-    </w:p>
-    <w:p>
-      <w:pPr>
-        <w:pStyle w:val="NBSLH2"/>
-        <w:keepNext/>
-        <w:spacing w:before="240" w:after="100"/>
-        <w:ind w:left="0" w:firstLine="0"/>
-      </w:pPr>
-      <w:bookmarkStart w:id="515" w:name="_Toc900515"/>
-      <w:r>
-        <w:rPr>
-          <w:b/>
-          <w:bCs/>
-          <w:sz w:val="24"/>
-          <w:szCs w:val="24"/>
-        </w:rPr>
-        <w:t xml:space="preserve">4.5 나노 패턴과 무지개색</w:t>
-      </w:r>
-      <w:bookmarkEnd w:id="515"/>
-    </w:p>
-    <w:p>
-      <w:pPr>
-        <w:spacing w:after="100" w:line="300" w:lineRule="auto"/>
-        <w:ind w:firstLine="200"/>
-        <w:jc w:val="both"/>
-      </w:pPr>
-      <w:r>
-        <w:rPr/>
-        <w:t xml:space="preserve">패턴 웨이퍼와 PCL·PLGA 디스크, 패턴 웨이퍼로 찍은 PUA 필름은 보는 각도에 따라 색이 바뀌었다. 일정한 간격 d로 반복된 구조는 회절격자처럼 작동하고 밝은 빛은 d sin θ = mλ를 만족하는 방향에 나타난다 [13]. 파장 λ마다 회절각 θ가 다르므로 백색광이 색별로 갈라진다(그림 4-5 (a)). 패턴 자체는 너무 작아 맨눈으로 보이지 않지만 빛의 방향을 바꾸는 효과는 색으로 드러난다.</w:t>
+        <w:t xml:space="preserve">패턴 웨이퍼와 PCL·PLGA 디스크, 패턴 웨이퍼로 찍은 PUA 필름은 보는 각도에 따라 색이 바뀌었다. 일정한 간격 d로 반복된 구조는 회절격자처럼 작동하고 밝은 빛은 d sin θ = mλ를 만족하는 방향에 나타난다 [13]. 파장 λ마다 회절각 θ가 다르므로 백색광이 색별로 갈라진다(그림 4-8 (a)). 패턴 자체는 너무 작아 맨눈으로 보이지 않지만 빛의 방향을 바꾸는 효과는 색으로 드러난다.</w:t>
       </w:r>
     </w:p>
     <w:p>
@@ -5657,8 +5547,8 @@
       <w:r>
         <w:drawing>
           <wp:inline xmlns:a="http://schemas.openxmlformats.org/drawingml/2006/main" xmlns:pic="http://schemas.openxmlformats.org/drawingml/2006/picture">
-            <wp:extent cx="5715000" cy="2358118"/>
-            <wp:docPr id="119" name="Picture 119"/>
+            <wp:extent cx="5334000" cy="2200910"/>
+            <wp:docPr id="121" name="Picture 121"/>
             <wp:cNvGraphicFramePr>
               <a:graphicFrameLocks noChangeAspect="1"/>
             </wp:cNvGraphicFramePr>
@@ -5670,7 +5560,7 @@
                     <pic:cNvPicPr/>
                   </pic:nvPicPr>
                   <pic:blipFill>
-                    <a:blip r:embed="rId32"/>
+                    <a:blip r:embed="rId34"/>
                     <a:stretch>
                       <a:fillRect/>
                     </a:stretch>
@@ -5678,7 +5568,7 @@
                   <pic:spPr>
                     <a:xfrm>
                       <a:off x="0" y="0"/>
-                      <a:ext cx="5715000" cy="2358118"/>
+                      <a:ext cx="5334000" cy="2200910"/>
                     </a:xfrm>
                     <a:prstGeom prst="rect"/>
                   </pic:spPr>
@@ -5700,7 +5590,7 @@
           <w:sz w:val="19"/>
           <w:szCs w:val="19"/>
         </w:rPr>
-        <w:t xml:space="preserve">그림 4-5. 반복 패턴의 회절과 패턴 간격에 따른 1차 회절각 (계산값, 간격은 가정값)</w:t>
+        <w:t xml:space="preserve">그림 4-8. 반복 패턴의 회절과 패턴 간격에 따른 1차 회절각 (계산값, 간격은 가정값)</w:t>
       </w:r>
     </w:p>
     <w:p>
@@ -5711,7 +5601,7 @@
       </w:pPr>
       <w:r>
         <w:rPr/>
-        <w:t xml:space="preserve">비교용 패턴 필름에는 N 600nm라고 적혀 있었다(그림 4-6 (b)). 이 숫자가 패턴의 반복 간격이라고 가정하고 빛이 수직으로 들어올 때 1차 회절각을 계산하면 400 nm 빛은 약 42°, 500 nm 빛은 약 56°로 꺾인다(그림 4-5 (b)). 간격이 600 nm이면 sin θ = λ/d가 1을 넘는 600 nm보다 긴 빛은 1차 회절이 생기지 않고 간격이 800 nm이면 700 nm 빛도 약 61°로 꺾인다. 간격이 가시광 파장과 비슷해서 색이 크게 갈라져 보인다. 표기가 간격인지 선폭인지는 확인하지 못해 이 계산은 원리를 보여 주는 예로만 쓴다.</w:t>
+        <w:t xml:space="preserve">비교용 패턴 필름에는 N 600nm라고 적혀 있었다(그림 4-9 (b)). 이 숫자가 패턴의 반복 간격이라고 가정하고 빛이 수직으로 들어올 때 1차 회절각을 계산하면 400 nm 빛은 약 42°, 500 nm 빛은 약 56°로 꺾인다(그림 4-8 (b)). 간격이 600 nm이면 sin θ = λ/d가 1을 넘는 600 nm보다 긴 빛은 1차 회절이 생기지 않고 간격이 800 nm이면 700 nm 빛도 약 61°로 꺾인다. 간격이 가시광 파장과 비슷해서 색이 크게 갈라져 보인다. 표기가 간격인지 선폭인지는 확인하지 못해 이 계산은 원리를 보여 주는 예로만 쓴다.</w:t>
       </w:r>
     </w:p>
     <w:tbl>
@@ -5783,7 +5673,7 @@
                     <w:drawing>
                       <wp:inline xmlns:a="http://schemas.openxmlformats.org/drawingml/2006/main" xmlns:pic="http://schemas.openxmlformats.org/drawingml/2006/picture">
                         <wp:extent cx="2045142" cy="1728000"/>
-                        <wp:docPr id="120" name="Picture 120"/>
+                        <wp:docPr id="122" name="Picture 122"/>
                         <wp:cNvGraphicFramePr>
                           <a:graphicFrameLocks noChangeAspect="1"/>
                         </wp:cNvGraphicFramePr>
@@ -5795,7 +5685,7 @@
                                 <pic:cNvPicPr/>
                               </pic:nvPicPr>
                               <pic:blipFill>
-                                <a:blip r:embed="rId33"/>
+                                <a:blip r:embed="rId35"/>
                                 <a:stretch>
                                   <a:fillRect/>
                                 </a:stretch>
@@ -5842,7 +5732,7 @@
                     <w:drawing>
                       <wp:inline xmlns:a="http://schemas.openxmlformats.org/drawingml/2006/main" xmlns:pic="http://schemas.openxmlformats.org/drawingml/2006/picture">
                         <wp:extent cx="1789514" cy="1728000"/>
-                        <wp:docPr id="121" name="Picture 121"/>
+                        <wp:docPr id="123" name="Picture 123"/>
                         <wp:cNvGraphicFramePr>
                           <a:graphicFrameLocks noChangeAspect="1"/>
                         </wp:cNvGraphicFramePr>
@@ -5854,7 +5744,7 @@
                                 <pic:cNvPicPr/>
                               </pic:nvPicPr>
                               <pic:blipFill>
-                                <a:blip r:embed="rId34"/>
+                                <a:blip r:embed="rId36"/>
                                 <a:stretch>
                                   <a:fillRect/>
                                 </a:stretch>
@@ -5899,7 +5789,7 @@
                 <w:sz w:val="19"/>
                 <w:szCs w:val="19"/>
               </w:rPr>
-              <w:t xml:space="preserve">그림 4-6. 패턴 웨이퍼와 비교용 패턴 필름</w:t>
+              <w:t xml:space="preserve">그림 4-9. 패턴 웨이퍼와 비교용 패턴 필름</w:t>
             </w:r>
           </w:p>
         </w:tc>
@@ -6108,7 +5998,7 @@
                 <w:sz w:val="19"/>
                 <w:szCs w:val="19"/>
               </w:rPr>
-              <w:t xml:space="preserve">투명하고 무늬 없는 평판 필름. 깨진 웨이퍼 가장자리 부위는 기포가 남음. 종이에 PUA 번짐 자국</w:t>
+              <w:t xml:space="preserve">투명하고 무늬 없는 평판 필름. 종이에 PUA 번짐 자국</w:t>
             </w:r>
           </w:p>
         </w:tc>
@@ -6458,7 +6348,7 @@
                 <w:sz w:val="19"/>
                 <w:szCs w:val="19"/>
               </w:rPr>
-              <w:t xml:space="preserve">SV 90 °C / PV 92 °C</w:t>
+              <w:t xml:space="preserve">설정 90 °C / 현재 92 °C</w:t>
             </w:r>
           </w:p>
         </w:tc>
@@ -6478,7 +6368,7 @@
                 <w:sz w:val="19"/>
                 <w:szCs w:val="19"/>
               </w:rPr>
-              <w:t xml:space="preserve">장비 센서 표시값. 웨이퍼 온도는 측정하지 않음</w:t>
+              <w:t xml:space="preserve">화면 Temp SV·PV 값. 웨이퍼를 말린 오븐으로 보임</w:t>
             </w:r>
           </w:p>
         </w:tc>
@@ -6689,204 +6579,63 @@
       </w:pPr>
       <w:r>
         <w:rPr/>
-        <w:t xml:space="preserve">플랫 웨이퍼로 만든 필름은 투명하고 무늬가 없었으며 비교용 패턴 필름과 달리 각도를 바꿔도 색이 나타나지 않았다(그림 5-1 (a)). PET를 한쪽 끝부터 들어 올리자 굳은 PUA가 PET 쪽에 붙어 웨이퍼에서 떨어졌고 PET 위에는 웨이퍼 모양의 경계선이 남았다. 떼어 낸 뒤 종이에는 웨이퍼 둘레로 번진 PUA 자국이 굳어 있었다(그림 5-1 (b)). 종이를 깔지 않았다면 이 수지가 책상에 굳어 붙었을 것이다. 5~10분 쬔 PUA는 손으로 떼어 낼 수 있을 만큼 굳었다.</w:t>
-      </w:r>
-    </w:p>
-    <w:tbl>
-      <w:tblPr>
-        <w:tblW w:w="9144" w:type="dxa"/>
+        <w:t xml:space="preserve">플랫 웨이퍼로 만든 필름은 투명하고 무늬가 없었으며 비교용 패턴 필름과 달리 각도를 바꿔도 색이 나타나지 않았다(그림 5-1). PET를 한쪽 끝부터 들어 올리자 굳은 PUA가 PET 쪽에 붙어 웨이퍼에서 떨어졌고 PET 위에는 웨이퍼 모양의 경계선이 남았다. 떼어 낸 뒤 종이에는 웨이퍼 둘레로 번진 PUA 자국이 굳어 있었다(그림 4-4 (b)). 종이를 깔지 않았다면 이 수지가 책상에 굳어 붙었을 것이다. 5~10분 쬔 PUA는 손으로 떼어 낼 수 있을 만큼 굳었다.</w:t>
+      </w:r>
+    </w:p>
+    <w:p>
+      <w:pPr>
+        <w:keepNext/>
+        <w:spacing w:before="120" w:after="40"/>
         <w:jc w:val="center"/>
-        <w:tblBorders>
-          <w:top w:val="nil"/>
-          <w:left w:val="nil"/>
-          <w:bottom w:val="nil"/>
-          <w:right w:val="nil"/>
-          <w:insideH w:val="nil"/>
-          <w:insideV w:val="nil"/>
-        </w:tblBorders>
-        <w:tblLayout w:type="fixed"/>
-        <w:tblCellMar>
-          <w:left w:w="0" w:type="dxa"/>
-          <w:right w:w="0" w:type="dxa"/>
-        </w:tblCellMar>
-      </w:tblPr>
-      <w:tblGrid>
-        <w:gridCol w:w="9144"/>
-      </w:tblGrid>
-      <w:tr>
-        <w:trPr>
-          <w:cantSplit/>
-        </w:trPr>
-        <w:tc>
-          <w:tcPr>
-            <w:tcW w:w="9144" w:type="dxa"/>
-          </w:tcPr>
-          <w:tbl>
-            <w:tblPr>
-              <w:tblW w:w="8603" w:type="dxa"/>
-              <w:jc w:val="center"/>
-              <w:tblBorders>
-                <w:top w:val="nil"/>
-                <w:left w:val="nil"/>
-                <w:bottom w:val="nil"/>
-                <w:right w:val="nil"/>
-                <w:insideH w:val="nil"/>
-                <w:insideV w:val="nil"/>
-              </w:tblBorders>
-              <w:tblLayout w:type="fixed"/>
-              <w:tblCellMar>
-                <w:left w:w="60" w:type="dxa"/>
-                <w:right w:w="60" w:type="dxa"/>
-              </w:tblCellMar>
-            </w:tblPr>
-            <w:tblGrid>
-              <w:gridCol w:w="5340"/>
-              <w:gridCol w:w="3263"/>
-            </w:tblGrid>
-            <w:tr>
-              <w:trPr>
-                <w:cantSplit/>
-              </w:trPr>
-              <w:tc>
-                <w:tcPr>
-                  <w:tcW w:w="5340" w:type="dxa"/>
-                  <w:vAlign w:val="bottom"/>
-                </w:tcPr>
-                <w:p>
-                  <w:pPr>
-                    <w:spacing w:after="20" w:line="240" w:lineRule="auto"/>
-                    <w:jc w:val="center"/>
-                  </w:pPr>
-                  <w:r>
-                    <w:drawing>
-                      <wp:inline xmlns:a="http://schemas.openxmlformats.org/drawingml/2006/main" xmlns:pic="http://schemas.openxmlformats.org/drawingml/2006/picture">
-                        <wp:extent cx="3314434" cy="1496674"/>
-                        <wp:docPr id="122" name="Picture 122"/>
-                        <wp:cNvGraphicFramePr>
-                          <a:graphicFrameLocks noChangeAspect="1"/>
-                        </wp:cNvGraphicFramePr>
-                        <a:graphic>
-                          <a:graphicData uri="http://schemas.openxmlformats.org/drawingml/2006/picture">
-                            <pic:pic>
-                              <pic:nvPicPr>
-                                <pic:cNvPr id="0" name="05_pua_flat-film.jpg"/>
-                                <pic:cNvPicPr/>
-                              </pic:nvPicPr>
-                              <pic:blipFill>
-                                <a:blip r:embed="rId35"/>
-                                <a:stretch>
-                                  <a:fillRect/>
-                                </a:stretch>
-                              </pic:blipFill>
-                              <pic:spPr>
-                                <a:xfrm>
-                                  <a:off x="0" y="0"/>
-                                  <a:ext cx="3314434" cy="1496674"/>
-                                </a:xfrm>
-                                <a:prstGeom prst="rect"/>
-                              </pic:spPr>
-                            </pic:pic>
-                          </a:graphicData>
-                        </a:graphic>
-                      </wp:inline>
-                    </w:drawing>
-                  </w:r>
-                </w:p>
-                <w:p>
-                  <w:pPr>
-                    <w:spacing w:after="0" w:line="240" w:lineRule="auto"/>
-                    <w:jc w:val="center"/>
-                  </w:pPr>
-                  <w:r>
-                    <w:rPr>
-                      <w:sz w:val="17"/>
-                      <w:szCs w:val="17"/>
-                    </w:rPr>
-                    <w:t xml:space="preserve">(a) 투명한 플랫 PUA 필름</w:t>
-                  </w:r>
-                </w:p>
-              </w:tc>
-              <w:tc>
-                <w:tcPr>
-                  <w:tcW w:w="3263" w:type="dxa"/>
-                  <w:vAlign w:val="bottom"/>
-                </w:tcPr>
-                <w:p>
-                  <w:pPr>
-                    <w:spacing w:after="20" w:line="240" w:lineRule="auto"/>
-                    <w:jc w:val="center"/>
-                  </w:pPr>
-                  <w:r>
-                    <w:drawing>
-                      <wp:inline xmlns:a="http://schemas.openxmlformats.org/drawingml/2006/main" xmlns:pic="http://schemas.openxmlformats.org/drawingml/2006/picture">
-                        <wp:extent cx="1995565" cy="1496674"/>
-                        <wp:docPr id="123" name="Picture 123"/>
-                        <wp:cNvGraphicFramePr>
-                          <a:graphicFrameLocks noChangeAspect="1"/>
-                        </wp:cNvGraphicFramePr>
-                        <a:graphic>
-                          <a:graphicData uri="http://schemas.openxmlformats.org/drawingml/2006/picture">
-                            <pic:pic>
-                              <pic:nvPicPr>
-                                <pic:cNvPr id="0" name="05_pua_after-peel.jpg"/>
-                                <pic:cNvPicPr/>
-                              </pic:nvPicPr>
-                              <pic:blipFill>
-                                <a:blip r:embed="rId36"/>
-                                <a:stretch>
-                                  <a:fillRect/>
-                                </a:stretch>
-                              </pic:blipFill>
-                              <pic:spPr>
-                                <a:xfrm>
-                                  <a:off x="0" y="0"/>
-                                  <a:ext cx="1995565" cy="1496674"/>
-                                </a:xfrm>
-                                <a:prstGeom prst="rect"/>
-                              </pic:spPr>
-                            </pic:pic>
-                          </a:graphicData>
-                        </a:graphic>
-                      </wp:inline>
-                    </w:drawing>
-                  </w:r>
-                </w:p>
-                <w:p>
-                  <w:pPr>
-                    <w:spacing w:after="0" w:line="240" w:lineRule="auto"/>
-                    <w:jc w:val="center"/>
-                  </w:pPr>
-                  <w:r>
-                    <w:rPr>
-                      <w:sz w:val="17"/>
-                      <w:szCs w:val="17"/>
-                    </w:rPr>
-                    <w:t xml:space="preserve">(b) 떼어 낸 뒤 종이 위 웨이퍼</w:t>
-                  </w:r>
-                </w:p>
-              </w:tc>
-            </w:tr>
-          </w:tbl>
-          <w:p>
-            <w:pPr>
-              <w:spacing w:before="60" w:after="0"/>
-              <w:jc w:val="center"/>
-            </w:pPr>
-            <w:r>
-              <w:rPr>
-                <w:sz w:val="19"/>
-                <w:szCs w:val="19"/>
-              </w:rPr>
-              <w:t xml:space="preserve">그림 5-1. 제작한 PUA 필름과 떼어 낸 뒤의 웨이퍼</w:t>
-            </w:r>
-          </w:p>
-        </w:tc>
-      </w:tr>
-    </w:tbl>
-    <w:p>
-      <w:pPr>
-        <w:spacing w:after="120" w:line="240" w:lineRule="auto"/>
-      </w:pPr>
+      </w:pPr>
+      <w:r>
+        <w:drawing>
+          <wp:inline xmlns:a="http://schemas.openxmlformats.org/drawingml/2006/main" xmlns:pic="http://schemas.openxmlformats.org/drawingml/2006/picture">
+            <wp:extent cx="3507820" cy="1584000"/>
+            <wp:docPr id="124" name="Picture 124"/>
+            <wp:cNvGraphicFramePr>
+              <a:graphicFrameLocks noChangeAspect="1"/>
+            </wp:cNvGraphicFramePr>
+            <a:graphic>
+              <a:graphicData uri="http://schemas.openxmlformats.org/drawingml/2006/picture">
+                <pic:pic>
+                  <pic:nvPicPr>
+                    <pic:cNvPr id="0" name="05_pua_flat-film.jpg"/>
+                    <pic:cNvPicPr/>
+                  </pic:nvPicPr>
+                  <pic:blipFill>
+                    <a:blip r:embed="rId37"/>
+                    <a:stretch>
+                      <a:fillRect/>
+                    </a:stretch>
+                  </pic:blipFill>
+                  <pic:spPr>
+                    <a:xfrm>
+                      <a:off x="0" y="0"/>
+                      <a:ext cx="3507820" cy="1584000"/>
+                    </a:xfrm>
+                    <a:prstGeom prst="rect"/>
+                  </pic:spPr>
+                </pic:pic>
+              </a:graphicData>
+            </a:graphic>
+          </wp:inline>
+        </w:drawing>
+      </w:r>
+    </w:p>
+    <w:p>
+      <w:pPr>
+        <w:keepLines/>
+        <w:spacing w:before="60" w:after="200"/>
+        <w:jc w:val="center"/>
+      </w:pPr>
+      <w:r>
+        <w:rPr>
+          <w:sz w:val="19"/>
+          <w:szCs w:val="19"/>
+        </w:rPr>
+        <w:t xml:space="preserve">그림 5-1. 우리 조가 만든 플랫 PUA 필름</w:t>
+      </w:r>
     </w:p>
     <w:p>
       <w:pPr>
@@ -7411,7 +7160,7 @@
       </w:pPr>
       <w:r>
         <w:rPr/>
-        <w:t xml:space="preserve">PDMS는 진공으로, PUA는 롤러로 기포를 뺀다. PDMS는 틀에 두껍게 붓는 끈적한 액체여서 기포가 떠오를 거리가 길고 속도는 느리다. 압력을 낮춰 기포를 키우면 부력이 커져 이 거리를 빨리 지나간다. PUA는 원판과 PET 사이의 얇은 층이라 기포가 위로 빠져나갈 데가 없다. 대신 롤러로 PET를 눌러 공기를 옆으로 밀어낸다. 두 방법 모두 굳기 전에 공기를 없애야 표면이 매끈하고 투명하게 나온다는 같은 목적을 가진다. 깨진 웨이퍼 가장자리에서 기포가 남은 것은 밀어내는 방식이 원판의 평평함에 기대고 있음을 보여 준다.</w:t>
+        <w:t xml:space="preserve">PDMS는 진공으로, PUA는 롤러로 기포를 뺀다. PDMS는 틀에 두껍게 붓는 끈적한 액체여서 기포가 떠오를 거리가 길고 속도는 느리다. 압력을 낮춰 기포를 키우면 부력이 커져 이 거리를 빨리 지나간다. PUA는 원판과 PET 사이의 얇은 층이라 기포가 위로 빠져나갈 데가 없다. 대신 롤러로 PET를 눌러 공기를 옆으로 밀어낸다. 두 방법 모두 굳기 전에 공기를 없애야 표면이 매끈하고 투명하게 나온다는 같은 목적을 가진다.</w:t>
       </w:r>
     </w:p>
     <w:p>
@@ -7441,7 +7190,7 @@
       </w:pPr>
       <w:r>
         <w:rPr/>
-        <w:t xml:space="preserve">이번 공정의 핵심은 비싼 원판 하나로 값싼 복제본을 여러 장 만드는 구조다. 복제본은 원판의 반대 모양이므로 원판의 흠집이나 먼지, 깨진 부분도 그대로 옮겨진다. 장갑을 끼고 웨이퍼 가장자리만 잡고 전용 케이스에 세워 보관하라는 주의는 원판 하나가 모든 복제본의 품질을 정하기 때문이다. 또 복제본은 원판에서 잘 떨어져야 하므로 수지가 원판보다 PET에 더 잘 붙어야 한다. 영률로 보면 311RM처럼 단단한 수지는 떼어 낼 때 패턴이 눌리거나 쓰러지지 않게 지키는 데 유리하고 301RM처럼 유연한 수지는 휘거나 붙였다 떼는 용도에 맞을 것으로 보인다.</w:t>
+        <w:t xml:space="preserve">이번 공정의 핵심은 비싼 원판 하나로 값싼 복제본을 여러 장 만드는 구조다. 복제본은 원판의 반대 모양이므로 원판의 흠집이나 먼지도 그대로 옮겨진다. 장갑을 끼고 웨이퍼 가장자리만 잡고 전용 케이스에 세워 보관하라는 주의는 원판 하나가 모든 복제본의 품질을 정하기 때문이다. 또 복제본은 원판에서 잘 떨어져야 하므로 수지가 원판보다 PET에 더 잘 붙어야 한다. 영률로 보면 311RM처럼 단단한 수지는 떼어 낼 때 패턴이 눌리거나 쓰러지지 않게 지키는 데 유리하고 301RM처럼 유연한 수지는 휘거나 붙였다 떼는 용도에 맞을 것으로 보인다.</w:t>
       </w:r>
     </w:p>
     <w:p>
@@ -7531,7 +7280,7 @@
       </w:pPr>
       <w:r>
         <w:rPr/>
-        <w:t xml:space="preserve">이번 실습에서는 연구실에서 많이 쓰는 합성 고분자 네 가지를 굳는 방식으로 구분하고 MINS-311RM으로 플랫 PUA 필름을 직접 만들었다. PDMS는 백금 촉매의 하이드로실릴화로 가교하고 열을 가하면 빨리 굳는다. PUA는 광개시제가 만든 라디칼이 이중결합을 이어 가는 광중합으로 몇 분 안에 굳는다. 제작 과정에서 PET 크기, 받침 종이, 롤러, 수평 유지는 모두 수지가 새거나 공기가 갇히는 것을 막는 단계였고 웨이퍼 가장자리의 파손처럼 원판 상태도 결과를 좌우했다. 경화 조건은 시간과 함께 파장과 세기를 기록해야 다시 만들 수 있다.</w:t>
+        <w:t xml:space="preserve">이번 실습에서는 연구실에서 많이 쓰는 합성 고분자 네 가지를 굳는 방식으로 구분하고 MINS-311RM으로 플랫 PUA 필름을 직접 만들었다. PDMS는 백금 촉매의 하이드로실릴화로 가교하고 열을 가하면 빨리 굳는다. PUA는 광개시제가 만든 라디칼이 이중결합을 이어 가는 광중합으로 몇 분 안에 굳는다. 제작 과정에서 PET 크기, 받침 종이, 롤러, 수평 유지는 모두 수지가 새거나 공기가 갇히는 것을 막는 단계였다. 경화 조건은 시간과 함께 파장과 세기를 기록해야 다시 만들 수 있다.</w:t>
       </w:r>
     </w:p>
     <w:p>
